--- a/Defense_doc.docx
+++ b/Defense_doc.docx
@@ -23,7 +23,6 @@
           <w:szCs w:val="24"/>
         </w:rPr>
       </w:pPr>
-      <w:proofErr w:type="spellStart"/>
       <w:r>
         <w:rPr>
           <w:rFonts w:ascii="Times New Roman" w:hAnsi="Times New Roman" w:cs="Times New Roman"/>
@@ -32,7 +31,6 @@
         </w:rPr>
         <w:t>GameWinningStats</w:t>
       </w:r>
-      <w:proofErr w:type="spellEnd"/>
     </w:p>
     <w:p>
       <w:pPr>
@@ -200,7 +198,6 @@
           <w:sz w:val="24"/>
           <w:szCs w:val="24"/>
         </w:rPr>
-        <w:lastRenderedPageBreak/>
         <w:t>Statement of Purpose</w:t>
       </w:r>
       <w:r>
@@ -226,123 +223,116 @@
           <w:sz w:val="24"/>
           <w:szCs w:val="24"/>
         </w:rPr>
-        <w:t xml:space="preserve">Looking up player stats should be a quick and effective way for fans to gain access to their favorite players. Fans should be able to find everything they are looking for from advanced analytics to visuals that allow them to see how players stack up with the rest of the league with a simple player search. The current situation is that there are multiple steps in trying to get this information. Sometimes there are multiple sites you </w:t>
-      </w:r>
-      <w:proofErr w:type="gramStart"/>
-      <w:r>
+        <w:t>Looking up player stats should be a quick and effective way for fans to gain access to their favorite players. Fans should be able to find everything they are looking for from advanced analytics to visuals that allow them to see how players stack up with the rest of the league with a simple player search. The current situation is that there are multiple steps in trying to get this information. Sometimes there are multiple sites you have to go to. Some sites may have the advanced analytical stats of a player but no player comparison tools to use. This makes it less attractive for fans to go see how their favorite players are doing because the process is so long.  A solution to this problem could be to have a website or excel sheet that contains all of this in one setting. A search for a player can display all of their advanced analytics, allow fans to compare with other players, as well as make rankings to show where they compare with other players at their position. The benefits of this would provide the fan with an experience where they can see every stat and see how their favorite players compare to other players. The purpose of this project is to design and develop a centralized sports analytics platform that allows users to quickly access player statistics across multiple leagues and use visuals to compare their favorite players.</w:t>
+      </w:r>
+    </w:p>
+    <w:p>
+      <w:pPr>
         <w:rPr>
           <w:rFonts w:ascii="Times New Roman" w:hAnsi="Times New Roman" w:cs="Times New Roman"/>
           <w:sz w:val="24"/>
           <w:szCs w:val="24"/>
         </w:rPr>
-        <w:t>have to</w:t>
-      </w:r>
-      <w:proofErr w:type="gramEnd"/>
-      <w:r>
+      </w:pPr>
+    </w:p>
+    <w:p>
+      <w:pPr>
         <w:rPr>
           <w:rFonts w:ascii="Times New Roman" w:hAnsi="Times New Roman" w:cs="Times New Roman"/>
           <w:sz w:val="24"/>
           <w:szCs w:val="24"/>
         </w:rPr>
-        <w:t xml:space="preserve"> go to. Some sites may have </w:t>
-      </w:r>
-      <w:proofErr w:type="gramStart"/>
+      </w:pPr>
       <w:r>
         <w:rPr>
           <w:rFonts w:ascii="Times New Roman" w:hAnsi="Times New Roman" w:cs="Times New Roman"/>
           <w:sz w:val="24"/>
           <w:szCs w:val="24"/>
         </w:rPr>
-        <w:t>the advanced</w:t>
-      </w:r>
-      <w:proofErr w:type="gramEnd"/>
-      <w:r>
+        <w:br w:type="page"/>
+      </w:r>
+    </w:p>
+    <w:p>
+      <w:pPr>
+        <w:pStyle w:val="SectionTitle"/>
         <w:rPr>
           <w:rFonts w:ascii="Times New Roman" w:hAnsi="Times New Roman" w:cs="Times New Roman"/>
           <w:sz w:val="24"/>
           <w:szCs w:val="24"/>
         </w:rPr>
-        <w:t xml:space="preserve"> analytical stats of a player but no player comparison tools to use. This makes it less attractive for fans to go see how their favorite players are doing because the process is so long.  A solution to this problem could be to have a website or excel sheet that contains all of this in one setting. A search for a player can display </w:t>
-      </w:r>
-      <w:proofErr w:type="gramStart"/>
+      </w:pPr>
       <w:r>
         <w:rPr>
           <w:rFonts w:ascii="Times New Roman" w:hAnsi="Times New Roman" w:cs="Times New Roman"/>
           <w:sz w:val="24"/>
           <w:szCs w:val="24"/>
         </w:rPr>
-        <w:t>all of</w:t>
-      </w:r>
-      <w:proofErr w:type="gramEnd"/>
-      <w:r>
+        <w:t>Research &amp; Background</w:t>
+      </w:r>
+    </w:p>
+    <w:p>
+      <w:pPr>
         <w:rPr>
           <w:rFonts w:ascii="Times New Roman" w:hAnsi="Times New Roman" w:cs="Times New Roman"/>
           <w:sz w:val="24"/>
           <w:szCs w:val="24"/>
         </w:rPr>
-        <w:t xml:space="preserve"> their advanced analytics, allow fans to compare with other players, as well as make rankings to show where they compare with other players at their position. The benefits of this would provide the fan with an experience where they can see every stat and see how their favorite players compare to other players. The purpose of this project is to design and develop a centralized sports analytics platform that allows users to quickly access player statistics across multiple leagues and use visuals to compare their favorite players.</w:t>
-      </w:r>
-    </w:p>
-    <w:p>
-      <w:pPr>
+      </w:pPr>
+      <w:r>
         <w:rPr>
           <w:rFonts w:ascii="Times New Roman" w:hAnsi="Times New Roman" w:cs="Times New Roman"/>
           <w:sz w:val="24"/>
           <w:szCs w:val="24"/>
         </w:rPr>
-      </w:pPr>
-    </w:p>
-    <w:p>
-      <w:pPr>
+        <w:t xml:space="preserve">First, the main source of research was understanding python libraries. </w:t>
+      </w:r>
+      <w:r>
         <w:rPr>
           <w:rFonts w:ascii="Times New Roman" w:hAnsi="Times New Roman" w:cs="Times New Roman"/>
           <w:sz w:val="24"/>
           <w:szCs w:val="24"/>
         </w:rPr>
-      </w:pPr>
+        <w:t>Th</w:t>
+      </w:r>
       <w:r>
         <w:rPr>
           <w:rFonts w:ascii="Times New Roman" w:hAnsi="Times New Roman" w:cs="Times New Roman"/>
           <w:sz w:val="24"/>
           <w:szCs w:val="24"/>
         </w:rPr>
-        <w:br w:type="page"/>
-      </w:r>
-    </w:p>
-    <w:p>
-      <w:pPr>
-        <w:pStyle w:val="SectionTitle"/>
+        <w:t xml:space="preserve">en </w:t>
+      </w:r>
+      <w:r>
         <w:rPr>
           <w:rFonts w:ascii="Times New Roman" w:hAnsi="Times New Roman" w:cs="Times New Roman"/>
           <w:sz w:val="24"/>
           <w:szCs w:val="24"/>
         </w:rPr>
-      </w:pPr>
+        <w:t xml:space="preserve">research I looked at </w:t>
+      </w:r>
       <w:r>
         <w:rPr>
           <w:rFonts w:ascii="Times New Roman" w:hAnsi="Times New Roman" w:cs="Times New Roman"/>
           <w:sz w:val="24"/>
           <w:szCs w:val="24"/>
         </w:rPr>
-        <w:lastRenderedPageBreak/>
-        <w:t>Research &amp; Background</w:t>
-      </w:r>
-    </w:p>
-    <w:p>
-      <w:pPr>
+        <w:t>was</w:t>
+      </w:r>
+      <w:r>
         <w:rPr>
           <w:rFonts w:ascii="Times New Roman" w:hAnsi="Times New Roman" w:cs="Times New Roman"/>
           <w:sz w:val="24"/>
           <w:szCs w:val="24"/>
         </w:rPr>
-      </w:pPr>
+        <w:t xml:space="preserve">s basketball reference scrapers, espn scrapers, and baseball reference scrapers. I decided to use the beautifulsoup and requests libraries from a developer named Gabriel Cano. He coded a python scraper using those libraries so I decided to give it a try. There are other espn scrapers I looked at but decided python libraries was what I best understood. Originally, I just wanted to scrape stats from one specific year, but decided I can include players’ whole careers with it </w:t>
+      </w:r>
       <w:r>
         <w:rPr>
           <w:rFonts w:ascii="Times New Roman" w:hAnsi="Times New Roman" w:cs="Times New Roman"/>
           <w:sz w:val="24"/>
           <w:szCs w:val="24"/>
         </w:rPr>
-        <w:t xml:space="preserve">First, the main source of research was understanding python libraries. </w:t>
+        <w:t xml:space="preserve">only taking a little bit more time. </w:t>
       </w:r>
       <w:r>
         <w:rPr>
@@ -350,7 +340,7 @@
           <w:sz w:val="24"/>
           <w:szCs w:val="24"/>
         </w:rPr>
-        <w:t>Th</w:t>
+        <w:t>For espn, a video by Learning A-Z was a great help in understanding how that step-by-step process worked.</w:t>
       </w:r>
       <w:r>
         <w:rPr>
@@ -358,7 +348,7 @@
           <w:sz w:val="24"/>
           <w:szCs w:val="24"/>
         </w:rPr>
-        <w:t xml:space="preserve">en </w:t>
+        <w:t xml:space="preserve"> I also wanted to add some other features fans could use. For the ranking game, I did some research on using skill ratings and elo. </w:t>
       </w:r>
       <w:r>
         <w:rPr>
@@ -366,16 +356,15 @@
           <w:sz w:val="24"/>
           <w:szCs w:val="24"/>
         </w:rPr>
-        <w:t xml:space="preserve">research I looked at </w:t>
-      </w:r>
-      <w:proofErr w:type="spellStart"/>
+        <w:t>An article from Matt Mazzola</w:t>
+      </w:r>
       <w:r>
         <w:rPr>
           <w:rFonts w:ascii="Times New Roman" w:hAnsi="Times New Roman" w:cs="Times New Roman"/>
           <w:sz w:val="24"/>
           <w:szCs w:val="24"/>
         </w:rPr>
-        <w:t>was</w:t>
+        <w:t xml:space="preserve"> </w:t>
       </w:r>
       <w:r>
         <w:rPr>
@@ -383,553 +372,229 @@
           <w:sz w:val="24"/>
           <w:szCs w:val="24"/>
         </w:rPr>
-        <w:t>s</w:t>
-      </w:r>
-      <w:proofErr w:type="spellEnd"/>
-      <w:r>
+        <w:t xml:space="preserve">was something I found that really helped know how to implement elo ratings. For Stat Comparisons, I just used motivations from twitter accounts Dattabllr and BBall Index. </w:t>
+      </w:r>
+    </w:p>
+    <w:p>
+      <w:pPr>
+        <w:pStyle w:val="Heading1"/>
         <w:rPr>
           <w:rFonts w:ascii="Times New Roman" w:hAnsi="Times New Roman" w:cs="Times New Roman"/>
           <w:sz w:val="24"/>
           <w:szCs w:val="24"/>
         </w:rPr>
-        <w:t xml:space="preserve"> basketball reference scrapers, </w:t>
-      </w:r>
-      <w:proofErr w:type="spellStart"/>
+      </w:pPr>
       <w:r>
         <w:rPr>
           <w:rFonts w:ascii="Times New Roman" w:hAnsi="Times New Roman" w:cs="Times New Roman"/>
           <w:sz w:val="24"/>
           <w:szCs w:val="24"/>
         </w:rPr>
-        <w:t>espn</w:t>
-      </w:r>
-      <w:proofErr w:type="spellEnd"/>
+        <w:t>Project Languages, Software, Hardware</w:t>
+      </w:r>
       <w:r>
         <w:rPr>
           <w:rFonts w:ascii="Times New Roman" w:hAnsi="Times New Roman" w:cs="Times New Roman"/>
           <w:sz w:val="24"/>
           <w:szCs w:val="24"/>
         </w:rPr>
-        <w:t xml:space="preserve"> scrapers, and baseball reference scrapers. I decided to use the </w:t>
-      </w:r>
-      <w:proofErr w:type="spellStart"/>
-      <w:proofErr w:type="gramStart"/>
-      <w:r>
+        <w:t xml:space="preserve"> </w:t>
+      </w:r>
+    </w:p>
+    <w:p>
+      <w:pPr>
         <w:rPr>
           <w:rFonts w:ascii="Times New Roman" w:hAnsi="Times New Roman" w:cs="Times New Roman"/>
           <w:sz w:val="24"/>
           <w:szCs w:val="24"/>
         </w:rPr>
-        <w:t>beautifulsoup</w:t>
-      </w:r>
-      <w:proofErr w:type="spellEnd"/>
-      <w:proofErr w:type="gramEnd"/>
+      </w:pPr>
       <w:r>
         <w:rPr>
           <w:rFonts w:ascii="Times New Roman" w:hAnsi="Times New Roman" w:cs="Times New Roman"/>
           <w:sz w:val="24"/>
           <w:szCs w:val="24"/>
         </w:rPr>
-        <w:t xml:space="preserve"> and requests libraries from a developer named Gabriel </w:t>
-      </w:r>
-      <w:proofErr w:type="spellStart"/>
-      <w:r>
+        <w:t>Languages</w:t>
+      </w:r>
+    </w:p>
+    <w:p>
+      <w:pPr>
+        <w:pStyle w:val="ListParagraph"/>
+        <w:numPr>
+          <w:ilvl w:val="0"/>
+          <w:numId w:val="1"/>
+        </w:numPr>
         <w:rPr>
           <w:rFonts w:ascii="Times New Roman" w:hAnsi="Times New Roman" w:cs="Times New Roman"/>
           <w:sz w:val="24"/>
           <w:szCs w:val="24"/>
         </w:rPr>
-        <w:t>Cano</w:t>
-      </w:r>
-      <w:proofErr w:type="spellEnd"/>
+      </w:pPr>
       <w:r>
         <w:rPr>
           <w:rFonts w:ascii="Times New Roman" w:hAnsi="Times New Roman" w:cs="Times New Roman"/>
           <w:sz w:val="24"/>
           <w:szCs w:val="24"/>
         </w:rPr>
-        <w:t xml:space="preserve">. He coded a python scraper using those </w:t>
-      </w:r>
-      <w:proofErr w:type="gramStart"/>
-      <w:r>
+        <w:t>Python</w:t>
+      </w:r>
+    </w:p>
+    <w:p>
+      <w:pPr>
+        <w:pStyle w:val="ListParagraph"/>
+        <w:numPr>
+          <w:ilvl w:val="0"/>
+          <w:numId w:val="1"/>
+        </w:numPr>
         <w:rPr>
           <w:rFonts w:ascii="Times New Roman" w:hAnsi="Times New Roman" w:cs="Times New Roman"/>
           <w:sz w:val="24"/>
           <w:szCs w:val="24"/>
         </w:rPr>
-        <w:t>libraries</w:t>
-      </w:r>
-      <w:proofErr w:type="gramEnd"/>
+      </w:pPr>
       <w:r>
         <w:rPr>
           <w:rFonts w:ascii="Times New Roman" w:hAnsi="Times New Roman" w:cs="Times New Roman"/>
           <w:sz w:val="24"/>
           <w:szCs w:val="24"/>
         </w:rPr>
-        <w:t xml:space="preserve"> so I decided to give it a try. There are other </w:t>
-      </w:r>
-      <w:proofErr w:type="spellStart"/>
-      <w:r>
+        <w:t>JavaScript for react and Gatsby</w:t>
+      </w:r>
+    </w:p>
+    <w:p>
+      <w:pPr>
+        <w:pStyle w:val="ListParagraph"/>
+        <w:numPr>
+          <w:ilvl w:val="0"/>
+          <w:numId w:val="1"/>
+        </w:numPr>
         <w:rPr>
           <w:rFonts w:ascii="Times New Roman" w:hAnsi="Times New Roman" w:cs="Times New Roman"/>
           <w:sz w:val="24"/>
           <w:szCs w:val="24"/>
         </w:rPr>
-        <w:t>espn</w:t>
-      </w:r>
-      <w:proofErr w:type="spellEnd"/>
+      </w:pPr>
       <w:r>
         <w:rPr>
           <w:rFonts w:ascii="Times New Roman" w:hAnsi="Times New Roman" w:cs="Times New Roman"/>
           <w:sz w:val="24"/>
           <w:szCs w:val="24"/>
         </w:rPr>
-        <w:t xml:space="preserve"> scrapers I looked at but decided python libraries was what I best understood. Originally, I just wanted to scrape stats from one specific </w:t>
-      </w:r>
-      <w:proofErr w:type="gramStart"/>
-      <w:r>
+        <w:t>HTML/CSS</w:t>
+      </w:r>
+    </w:p>
+    <w:p>
+      <w:pPr>
+        <w:ind w:left="720" w:firstLine="0"/>
         <w:rPr>
           <w:rFonts w:ascii="Times New Roman" w:hAnsi="Times New Roman" w:cs="Times New Roman"/>
           <w:sz w:val="24"/>
           <w:szCs w:val="24"/>
         </w:rPr>
-        <w:t>year, but</w:t>
-      </w:r>
-      <w:proofErr w:type="gramEnd"/>
+      </w:pPr>
       <w:r>
         <w:rPr>
           <w:rFonts w:ascii="Times New Roman" w:hAnsi="Times New Roman" w:cs="Times New Roman"/>
           <w:sz w:val="24"/>
           <w:szCs w:val="24"/>
         </w:rPr>
-        <w:t xml:space="preserve"> decided I can include players’ whole careers with it </w:t>
-      </w:r>
-      <w:r>
+        <w:t>Software</w:t>
+      </w:r>
+    </w:p>
+    <w:p>
+      <w:pPr>
+        <w:pStyle w:val="ListParagraph"/>
+        <w:numPr>
+          <w:ilvl w:val="0"/>
+          <w:numId w:val="1"/>
+        </w:numPr>
         <w:rPr>
           <w:rFonts w:ascii="Times New Roman" w:hAnsi="Times New Roman" w:cs="Times New Roman"/>
           <w:sz w:val="24"/>
           <w:szCs w:val="24"/>
         </w:rPr>
-        <w:t xml:space="preserve">only taking a little bit more time. </w:t>
-      </w:r>
+      </w:pPr>
       <w:r>
         <w:rPr>
           <w:rFonts w:ascii="Times New Roman" w:hAnsi="Times New Roman" w:cs="Times New Roman"/>
           <w:sz w:val="24"/>
           <w:szCs w:val="24"/>
         </w:rPr>
-        <w:t xml:space="preserve">For </w:t>
-      </w:r>
-      <w:proofErr w:type="spellStart"/>
+        <w:t>BeautifulSoup, pandas, requests</w:t>
+      </w:r>
       <w:r>
         <w:rPr>
           <w:rFonts w:ascii="Times New Roman" w:hAnsi="Times New Roman" w:cs="Times New Roman"/>
           <w:sz w:val="24"/>
           <w:szCs w:val="24"/>
         </w:rPr>
-        <w:t>espn</w:t>
-      </w:r>
-      <w:proofErr w:type="spellEnd"/>
-      <w:r>
+        <w:t>, math, re, os, glob, datetime, time, json python libraries</w:t>
+      </w:r>
+    </w:p>
+    <w:p>
+      <w:pPr>
+        <w:pStyle w:val="ListParagraph"/>
+        <w:numPr>
+          <w:ilvl w:val="0"/>
+          <w:numId w:val="1"/>
+        </w:numPr>
         <w:rPr>
           <w:rFonts w:ascii="Times New Roman" w:hAnsi="Times New Roman" w:cs="Times New Roman"/>
           <w:sz w:val="24"/>
           <w:szCs w:val="24"/>
         </w:rPr>
-        <w:t>, a video by Learning A-Z was a great help in understanding how that step-by-step process worked.</w:t>
-      </w:r>
+      </w:pPr>
       <w:r>
         <w:rPr>
           <w:rFonts w:ascii="Times New Roman" w:hAnsi="Times New Roman" w:cs="Times New Roman"/>
           <w:sz w:val="24"/>
           <w:szCs w:val="24"/>
         </w:rPr>
-        <w:t xml:space="preserve"> I also wanted to add some other features fans could use. For the ranking game, I did some research on using skill ratings and </w:t>
-      </w:r>
-      <w:proofErr w:type="spellStart"/>
-      <w:r>
+        <w:t>React and Gatsby</w:t>
+      </w:r>
+    </w:p>
+    <w:p>
+      <w:pPr>
+        <w:pStyle w:val="ListParagraph"/>
+        <w:numPr>
+          <w:ilvl w:val="0"/>
+          <w:numId w:val="1"/>
+        </w:numPr>
         <w:rPr>
           <w:rFonts w:ascii="Times New Roman" w:hAnsi="Times New Roman" w:cs="Times New Roman"/>
           <w:sz w:val="24"/>
           <w:szCs w:val="24"/>
         </w:rPr>
-        <w:t>elo</w:t>
-      </w:r>
-      <w:proofErr w:type="spellEnd"/>
+      </w:pPr>
       <w:r>
         <w:rPr>
           <w:rFonts w:ascii="Times New Roman" w:hAnsi="Times New Roman" w:cs="Times New Roman"/>
           <w:sz w:val="24"/>
           <w:szCs w:val="24"/>
         </w:rPr>
-        <w:t xml:space="preserve">. </w:t>
-      </w:r>
-      <w:r>
+        <w:t>Git</w:t>
+      </w:r>
+    </w:p>
+    <w:p>
+      <w:pPr>
+        <w:pStyle w:val="ListParagraph"/>
+        <w:numPr>
+          <w:ilvl w:val="0"/>
+          <w:numId w:val="1"/>
+        </w:numPr>
         <w:rPr>
           <w:rFonts w:ascii="Times New Roman" w:hAnsi="Times New Roman" w:cs="Times New Roman"/>
           <w:sz w:val="24"/>
           <w:szCs w:val="24"/>
         </w:rPr>
-        <w:t>An article from Matt Mazzola</w:t>
-      </w:r>
+      </w:pPr>
       <w:r>
         <w:rPr>
           <w:rFonts w:ascii="Times New Roman" w:hAnsi="Times New Roman" w:cs="Times New Roman"/>
           <w:sz w:val="24"/>
           <w:szCs w:val="24"/>
         </w:rPr>
-        <w:t xml:space="preserve"> </w:t>
-      </w:r>
-      <w:r>
-        <w:rPr>
-          <w:rFonts w:ascii="Times New Roman" w:hAnsi="Times New Roman" w:cs="Times New Roman"/>
-          <w:sz w:val="24"/>
-          <w:szCs w:val="24"/>
-        </w:rPr>
-        <w:t xml:space="preserve">was something I found that really helped know how to implement </w:t>
-      </w:r>
-      <w:proofErr w:type="spellStart"/>
-      <w:r>
-        <w:rPr>
-          <w:rFonts w:ascii="Times New Roman" w:hAnsi="Times New Roman" w:cs="Times New Roman"/>
-          <w:sz w:val="24"/>
-          <w:szCs w:val="24"/>
-        </w:rPr>
-        <w:t>elo</w:t>
-      </w:r>
-      <w:proofErr w:type="spellEnd"/>
-      <w:r>
-        <w:rPr>
-          <w:rFonts w:ascii="Times New Roman" w:hAnsi="Times New Roman" w:cs="Times New Roman"/>
-          <w:sz w:val="24"/>
-          <w:szCs w:val="24"/>
-        </w:rPr>
-        <w:t xml:space="preserve"> ratings. For Stat Comparisons, I just used motivations from twitter accounts </w:t>
-      </w:r>
-      <w:proofErr w:type="spellStart"/>
-      <w:r>
-        <w:rPr>
-          <w:rFonts w:ascii="Times New Roman" w:hAnsi="Times New Roman" w:cs="Times New Roman"/>
-          <w:sz w:val="24"/>
-          <w:szCs w:val="24"/>
-        </w:rPr>
-        <w:t>Dattabllr</w:t>
-      </w:r>
-      <w:proofErr w:type="spellEnd"/>
-      <w:r>
-        <w:rPr>
-          <w:rFonts w:ascii="Times New Roman" w:hAnsi="Times New Roman" w:cs="Times New Roman"/>
-          <w:sz w:val="24"/>
-          <w:szCs w:val="24"/>
-        </w:rPr>
-        <w:t xml:space="preserve"> and </w:t>
-      </w:r>
-      <w:proofErr w:type="spellStart"/>
-      <w:r>
-        <w:rPr>
-          <w:rFonts w:ascii="Times New Roman" w:hAnsi="Times New Roman" w:cs="Times New Roman"/>
-          <w:sz w:val="24"/>
-          <w:szCs w:val="24"/>
-        </w:rPr>
-        <w:t>BBall</w:t>
-      </w:r>
-      <w:proofErr w:type="spellEnd"/>
-      <w:r>
-        <w:rPr>
-          <w:rFonts w:ascii="Times New Roman" w:hAnsi="Times New Roman" w:cs="Times New Roman"/>
-          <w:sz w:val="24"/>
-          <w:szCs w:val="24"/>
-        </w:rPr>
-        <w:t xml:space="preserve"> Index. </w:t>
-      </w:r>
-    </w:p>
-    <w:p>
-      <w:pPr>
-        <w:pStyle w:val="Heading1"/>
-        <w:rPr>
-          <w:rFonts w:ascii="Times New Roman" w:hAnsi="Times New Roman" w:cs="Times New Roman"/>
-          <w:sz w:val="24"/>
-          <w:szCs w:val="24"/>
-        </w:rPr>
-      </w:pPr>
-      <w:r>
-        <w:rPr>
-          <w:rFonts w:ascii="Times New Roman" w:hAnsi="Times New Roman" w:cs="Times New Roman"/>
-          <w:sz w:val="24"/>
-          <w:szCs w:val="24"/>
-        </w:rPr>
-        <w:t>Project Languages, Software, Hardware</w:t>
-      </w:r>
-      <w:r>
-        <w:rPr>
-          <w:rFonts w:ascii="Times New Roman" w:hAnsi="Times New Roman" w:cs="Times New Roman"/>
-          <w:sz w:val="24"/>
-          <w:szCs w:val="24"/>
-        </w:rPr>
-        <w:t xml:space="preserve"> </w:t>
-      </w:r>
-    </w:p>
-    <w:p>
-      <w:pPr>
-        <w:rPr>
-          <w:rFonts w:ascii="Times New Roman" w:hAnsi="Times New Roman" w:cs="Times New Roman"/>
-          <w:sz w:val="24"/>
-          <w:szCs w:val="24"/>
-        </w:rPr>
-      </w:pPr>
-      <w:r>
-        <w:rPr>
-          <w:rFonts w:ascii="Times New Roman" w:hAnsi="Times New Roman" w:cs="Times New Roman"/>
-          <w:sz w:val="24"/>
-          <w:szCs w:val="24"/>
-        </w:rPr>
-        <w:t>Languages</w:t>
-      </w:r>
-    </w:p>
-    <w:p>
-      <w:pPr>
-        <w:pStyle w:val="ListParagraph"/>
-        <w:numPr>
-          <w:ilvl w:val="0"/>
-          <w:numId w:val="1"/>
-        </w:numPr>
-        <w:rPr>
-          <w:rFonts w:ascii="Times New Roman" w:hAnsi="Times New Roman" w:cs="Times New Roman"/>
-          <w:sz w:val="24"/>
-          <w:szCs w:val="24"/>
-        </w:rPr>
-      </w:pPr>
-      <w:r>
-        <w:rPr>
-          <w:rFonts w:ascii="Times New Roman" w:hAnsi="Times New Roman" w:cs="Times New Roman"/>
-          <w:sz w:val="24"/>
-          <w:szCs w:val="24"/>
-        </w:rPr>
-        <w:t>Python</w:t>
-      </w:r>
-    </w:p>
-    <w:p>
-      <w:pPr>
-        <w:pStyle w:val="ListParagraph"/>
-        <w:numPr>
-          <w:ilvl w:val="0"/>
-          <w:numId w:val="1"/>
-        </w:numPr>
-        <w:rPr>
-          <w:rFonts w:ascii="Times New Roman" w:hAnsi="Times New Roman" w:cs="Times New Roman"/>
-          <w:sz w:val="24"/>
-          <w:szCs w:val="24"/>
-        </w:rPr>
-      </w:pPr>
-      <w:r>
-        <w:rPr>
-          <w:rFonts w:ascii="Times New Roman" w:hAnsi="Times New Roman" w:cs="Times New Roman"/>
-          <w:sz w:val="24"/>
-          <w:szCs w:val="24"/>
-        </w:rPr>
-        <w:t>JavaScript for react and Gatsby</w:t>
-      </w:r>
-    </w:p>
-    <w:p>
-      <w:pPr>
-        <w:pStyle w:val="ListParagraph"/>
-        <w:numPr>
-          <w:ilvl w:val="0"/>
-          <w:numId w:val="1"/>
-        </w:numPr>
-        <w:rPr>
-          <w:rFonts w:ascii="Times New Roman" w:hAnsi="Times New Roman" w:cs="Times New Roman"/>
-          <w:sz w:val="24"/>
-          <w:szCs w:val="24"/>
-        </w:rPr>
-      </w:pPr>
-      <w:r>
-        <w:rPr>
-          <w:rFonts w:ascii="Times New Roman" w:hAnsi="Times New Roman" w:cs="Times New Roman"/>
-          <w:sz w:val="24"/>
-          <w:szCs w:val="24"/>
-        </w:rPr>
-        <w:t>HTML/CSS</w:t>
-      </w:r>
-    </w:p>
-    <w:p>
-      <w:pPr>
-        <w:ind w:left="720" w:firstLine="0"/>
-        <w:rPr>
-          <w:rFonts w:ascii="Times New Roman" w:hAnsi="Times New Roman" w:cs="Times New Roman"/>
-          <w:sz w:val="24"/>
-          <w:szCs w:val="24"/>
-        </w:rPr>
-      </w:pPr>
-      <w:r>
-        <w:rPr>
-          <w:rFonts w:ascii="Times New Roman" w:hAnsi="Times New Roman" w:cs="Times New Roman"/>
-          <w:sz w:val="24"/>
-          <w:szCs w:val="24"/>
-        </w:rPr>
-        <w:t>Software</w:t>
-      </w:r>
-    </w:p>
-    <w:p>
-      <w:pPr>
-        <w:pStyle w:val="ListParagraph"/>
-        <w:numPr>
-          <w:ilvl w:val="0"/>
-          <w:numId w:val="1"/>
-        </w:numPr>
-        <w:rPr>
-          <w:rFonts w:ascii="Times New Roman" w:hAnsi="Times New Roman" w:cs="Times New Roman"/>
-          <w:sz w:val="24"/>
-          <w:szCs w:val="24"/>
-        </w:rPr>
-      </w:pPr>
-      <w:proofErr w:type="spellStart"/>
-      <w:proofErr w:type="gramStart"/>
-      <w:r>
-        <w:rPr>
-          <w:rFonts w:ascii="Times New Roman" w:hAnsi="Times New Roman" w:cs="Times New Roman"/>
-          <w:sz w:val="24"/>
-          <w:szCs w:val="24"/>
-        </w:rPr>
-        <w:t>BeautifulSoup</w:t>
-      </w:r>
-      <w:proofErr w:type="spellEnd"/>
-      <w:proofErr w:type="gramEnd"/>
-      <w:r>
-        <w:rPr>
-          <w:rFonts w:ascii="Times New Roman" w:hAnsi="Times New Roman" w:cs="Times New Roman"/>
-          <w:sz w:val="24"/>
-          <w:szCs w:val="24"/>
-        </w:rPr>
-        <w:t>, pandas, requests</w:t>
-      </w:r>
-      <w:r>
-        <w:rPr>
-          <w:rFonts w:ascii="Times New Roman" w:hAnsi="Times New Roman" w:cs="Times New Roman"/>
-          <w:sz w:val="24"/>
-          <w:szCs w:val="24"/>
-        </w:rPr>
-        <w:t xml:space="preserve">, math, re, </w:t>
-      </w:r>
-      <w:proofErr w:type="spellStart"/>
-      <w:r>
-        <w:rPr>
-          <w:rFonts w:ascii="Times New Roman" w:hAnsi="Times New Roman" w:cs="Times New Roman"/>
-          <w:sz w:val="24"/>
-          <w:szCs w:val="24"/>
-        </w:rPr>
-        <w:t>os</w:t>
-      </w:r>
-      <w:proofErr w:type="spellEnd"/>
-      <w:r>
-        <w:rPr>
-          <w:rFonts w:ascii="Times New Roman" w:hAnsi="Times New Roman" w:cs="Times New Roman"/>
-          <w:sz w:val="24"/>
-          <w:szCs w:val="24"/>
-        </w:rPr>
-        <w:t xml:space="preserve">, </w:t>
-      </w:r>
-      <w:proofErr w:type="gramStart"/>
-      <w:r>
-        <w:rPr>
-          <w:rFonts w:ascii="Times New Roman" w:hAnsi="Times New Roman" w:cs="Times New Roman"/>
-          <w:sz w:val="24"/>
-          <w:szCs w:val="24"/>
-        </w:rPr>
-        <w:t>glob</w:t>
-      </w:r>
-      <w:proofErr w:type="gramEnd"/>
-      <w:r>
-        <w:rPr>
-          <w:rFonts w:ascii="Times New Roman" w:hAnsi="Times New Roman" w:cs="Times New Roman"/>
-          <w:sz w:val="24"/>
-          <w:szCs w:val="24"/>
-        </w:rPr>
-        <w:t xml:space="preserve">, datetime, time, </w:t>
-      </w:r>
-      <w:proofErr w:type="spellStart"/>
-      <w:r>
-        <w:rPr>
-          <w:rFonts w:ascii="Times New Roman" w:hAnsi="Times New Roman" w:cs="Times New Roman"/>
-          <w:sz w:val="24"/>
-          <w:szCs w:val="24"/>
-        </w:rPr>
-        <w:t>json</w:t>
-      </w:r>
-      <w:proofErr w:type="spellEnd"/>
-      <w:r>
-        <w:rPr>
-          <w:rFonts w:ascii="Times New Roman" w:hAnsi="Times New Roman" w:cs="Times New Roman"/>
-          <w:sz w:val="24"/>
-          <w:szCs w:val="24"/>
-        </w:rPr>
-        <w:t xml:space="preserve"> python libraries</w:t>
-      </w:r>
-    </w:p>
-    <w:p>
-      <w:pPr>
-        <w:pStyle w:val="ListParagraph"/>
-        <w:numPr>
-          <w:ilvl w:val="0"/>
-          <w:numId w:val="1"/>
-        </w:numPr>
-        <w:rPr>
-          <w:rFonts w:ascii="Times New Roman" w:hAnsi="Times New Roman" w:cs="Times New Roman"/>
-          <w:sz w:val="24"/>
-          <w:szCs w:val="24"/>
-        </w:rPr>
-      </w:pPr>
-      <w:r>
-        <w:rPr>
-          <w:rFonts w:ascii="Times New Roman" w:hAnsi="Times New Roman" w:cs="Times New Roman"/>
-          <w:sz w:val="24"/>
-          <w:szCs w:val="24"/>
-        </w:rPr>
-        <w:t>React and Gatsby</w:t>
-      </w:r>
-    </w:p>
-    <w:p>
-      <w:pPr>
-        <w:pStyle w:val="ListParagraph"/>
-        <w:numPr>
-          <w:ilvl w:val="0"/>
-          <w:numId w:val="1"/>
-        </w:numPr>
-        <w:rPr>
-          <w:rFonts w:ascii="Times New Roman" w:hAnsi="Times New Roman" w:cs="Times New Roman"/>
-          <w:sz w:val="24"/>
-          <w:szCs w:val="24"/>
-        </w:rPr>
-      </w:pPr>
-      <w:r>
-        <w:rPr>
-          <w:rFonts w:ascii="Times New Roman" w:hAnsi="Times New Roman" w:cs="Times New Roman"/>
-          <w:sz w:val="24"/>
-          <w:szCs w:val="24"/>
-        </w:rPr>
-        <w:t>Git</w:t>
-      </w:r>
-    </w:p>
-    <w:p>
-      <w:pPr>
-        <w:pStyle w:val="ListParagraph"/>
-        <w:numPr>
-          <w:ilvl w:val="0"/>
-          <w:numId w:val="1"/>
-        </w:numPr>
-        <w:rPr>
-          <w:rFonts w:ascii="Times New Roman" w:hAnsi="Times New Roman" w:cs="Times New Roman"/>
-          <w:sz w:val="24"/>
-          <w:szCs w:val="24"/>
-        </w:rPr>
-      </w:pPr>
-      <w:r>
-        <w:rPr>
-          <w:rFonts w:ascii="Times New Roman" w:hAnsi="Times New Roman" w:cs="Times New Roman"/>
-          <w:sz w:val="24"/>
-          <w:szCs w:val="24"/>
-        </w:rPr>
-        <w:lastRenderedPageBreak/>
         <w:t>Netlify for deployment</w:t>
       </w:r>
     </w:p>
@@ -1673,7 +1338,6 @@
           <w:szCs w:val="24"/>
           <w14:ligatures w14:val="standardContextual"/>
         </w:rPr>
-        <w:lastRenderedPageBreak/>
         <w:t>Fit Criterion:</w:t>
       </w:r>
       <w:r>
@@ -2055,29 +1719,7 @@
           <w:szCs w:val="24"/>
           <w14:ligatures w14:val="standardContextual"/>
         </w:rPr>
-        <w:t xml:space="preserve"> The system </w:t>
-      </w:r>
-      <w:proofErr w:type="gramStart"/>
-      <w:r>
-        <w:rPr>
-          <w:rFonts w:ascii="Times New Roman" w:eastAsia="Aptos" w:hAnsi="Times New Roman" w:cs="Times New Roman"/>
-          <w:kern w:val="2"/>
-          <w:sz w:val="24"/>
-          <w:szCs w:val="24"/>
-          <w14:ligatures w14:val="standardContextual"/>
-        </w:rPr>
-        <w:t>shall</w:t>
-      </w:r>
-      <w:proofErr w:type="gramEnd"/>
-      <w:r>
-        <w:rPr>
-          <w:rFonts w:ascii="Times New Roman" w:eastAsia="Aptos" w:hAnsi="Times New Roman" w:cs="Times New Roman"/>
-          <w:kern w:val="2"/>
-          <w:sz w:val="24"/>
-          <w:szCs w:val="24"/>
-          <w14:ligatures w14:val="standardContextual"/>
-        </w:rPr>
-        <w:t xml:space="preserve"> support multiple sports leagues (NBA, NFL, MLB). </w:t>
+        <w:t xml:space="preserve"> The system shall support multiple sports leagues (NBA, NFL, MLB). </w:t>
       </w:r>
     </w:p>
     <w:p>
@@ -2577,7 +2219,6 @@
           <w:szCs w:val="24"/>
           <w14:ligatures w14:val="standardContextual"/>
         </w:rPr>
-        <w:lastRenderedPageBreak/>
         <w:t>Fit Criterion:</w:t>
       </w:r>
       <w:r>
@@ -2742,29 +2383,7 @@
           <w:szCs w:val="24"/>
           <w14:ligatures w14:val="standardContextual"/>
         </w:rPr>
-        <w:t xml:space="preserve"> The system </w:t>
-      </w:r>
-      <w:proofErr w:type="gramStart"/>
-      <w:r>
-        <w:rPr>
-          <w:rFonts w:ascii="Times New Roman" w:eastAsia="Aptos" w:hAnsi="Times New Roman" w:cs="Times New Roman"/>
-          <w:kern w:val="2"/>
-          <w:sz w:val="24"/>
-          <w:szCs w:val="24"/>
-          <w14:ligatures w14:val="standardContextual"/>
-        </w:rPr>
-        <w:t>shall</w:t>
-      </w:r>
-      <w:proofErr w:type="gramEnd"/>
-      <w:r>
-        <w:rPr>
-          <w:rFonts w:ascii="Times New Roman" w:eastAsia="Aptos" w:hAnsi="Times New Roman" w:cs="Times New Roman"/>
-          <w:kern w:val="2"/>
-          <w:sz w:val="24"/>
-          <w:szCs w:val="24"/>
-          <w14:ligatures w14:val="standardContextual"/>
-        </w:rPr>
-        <w:t xml:space="preserve"> aggregate player data from multiple data sources. </w:t>
+        <w:t xml:space="preserve"> The system shall aggregate player data from multiple data sources. </w:t>
       </w:r>
     </w:p>
     <w:p>
@@ -2994,29 +2613,7 @@
           <w:szCs w:val="24"/>
           <w14:ligatures w14:val="standardContextual"/>
         </w:rPr>
-        <w:t xml:space="preserve"> The system </w:t>
-      </w:r>
-      <w:proofErr w:type="gramStart"/>
-      <w:r>
-        <w:rPr>
-          <w:rFonts w:ascii="Times New Roman" w:eastAsia="Aptos" w:hAnsi="Times New Roman" w:cs="Times New Roman"/>
-          <w:kern w:val="2"/>
-          <w:sz w:val="24"/>
-          <w:szCs w:val="24"/>
-          <w14:ligatures w14:val="standardContextual"/>
-        </w:rPr>
-        <w:t>shall</w:t>
-      </w:r>
-      <w:proofErr w:type="gramEnd"/>
-      <w:r>
-        <w:rPr>
-          <w:rFonts w:ascii="Times New Roman" w:eastAsia="Aptos" w:hAnsi="Times New Roman" w:cs="Times New Roman"/>
-          <w:kern w:val="2"/>
-          <w:sz w:val="24"/>
-          <w:szCs w:val="24"/>
-          <w14:ligatures w14:val="standardContextual"/>
-        </w:rPr>
-        <w:t xml:space="preserve"> display a player headshot when available. </w:t>
+        <w:t xml:space="preserve"> The system shall display a player headshot when available. </w:t>
       </w:r>
     </w:p>
     <w:p>
@@ -3529,7 +3126,6 @@
           <w:szCs w:val="24"/>
           <w14:ligatures w14:val="standardContextual"/>
         </w:rPr>
-        <w:lastRenderedPageBreak/>
         <w:t>Fit Criterion:</w:t>
       </w:r>
       <w:r>
@@ -4001,29 +3597,7 @@
           <w:szCs w:val="24"/>
           <w14:ligatures w14:val="standardContextual"/>
         </w:rPr>
-        <w:t xml:space="preserve"> All pages use the same CSS classes (ex. profile-container, </w:t>
-      </w:r>
-      <w:proofErr w:type="spellStart"/>
-      <w:r>
-        <w:rPr>
-          <w:rFonts w:ascii="Times New Roman" w:eastAsia="Aptos" w:hAnsi="Times New Roman" w:cs="Times New Roman"/>
-          <w:kern w:val="2"/>
-          <w:sz w:val="24"/>
-          <w:szCs w:val="24"/>
-          <w14:ligatures w14:val="standardContextual"/>
-        </w:rPr>
-        <w:t>nba</w:t>
-      </w:r>
-      <w:proofErr w:type="spellEnd"/>
-      <w:r>
-        <w:rPr>
-          <w:rFonts w:ascii="Times New Roman" w:eastAsia="Aptos" w:hAnsi="Times New Roman" w:cs="Times New Roman"/>
-          <w:kern w:val="2"/>
-          <w:sz w:val="24"/>
-          <w:szCs w:val="24"/>
-          <w14:ligatures w14:val="standardContextual"/>
-        </w:rPr>
-        <w:t xml:space="preserve">-team-aura) </w:t>
+        <w:t xml:space="preserve"> All pages use the same CSS classes (ex. profile-container, nba-team-aura) </w:t>
       </w:r>
     </w:p>
     <w:p>
@@ -4394,29 +3968,7 @@
           <w:szCs w:val="24"/>
           <w14:ligatures w14:val="standardContextual"/>
         </w:rPr>
-        <w:t xml:space="preserve"> Tables </w:t>
-      </w:r>
-      <w:proofErr w:type="gramStart"/>
-      <w:r>
-        <w:rPr>
-          <w:rFonts w:ascii="Times New Roman" w:eastAsia="Aptos" w:hAnsi="Times New Roman" w:cs="Times New Roman"/>
-          <w:kern w:val="2"/>
-          <w:sz w:val="24"/>
-          <w:szCs w:val="24"/>
-          <w14:ligatures w14:val="standardContextual"/>
-        </w:rPr>
-        <w:t>shall</w:t>
-      </w:r>
-      <w:proofErr w:type="gramEnd"/>
-      <w:r>
-        <w:rPr>
-          <w:rFonts w:ascii="Times New Roman" w:eastAsia="Aptos" w:hAnsi="Times New Roman" w:cs="Times New Roman"/>
-          <w:kern w:val="2"/>
-          <w:sz w:val="24"/>
-          <w:szCs w:val="24"/>
-          <w14:ligatures w14:val="standardContextual"/>
-        </w:rPr>
-        <w:t xml:space="preserve"> have consistent styling across all sports. </w:t>
+        <w:t xml:space="preserve"> Tables shall have consistent styling across all sports. </w:t>
       </w:r>
     </w:p>
     <w:p>
@@ -4482,7 +4034,6 @@
           <w:szCs w:val="24"/>
           <w14:ligatures w14:val="standardContextual"/>
         </w:rPr>
-        <w:lastRenderedPageBreak/>
         <w:t>Fit Criterion:</w:t>
       </w:r>
       <w:r>
@@ -4878,29 +4429,7 @@
           <w:szCs w:val="24"/>
           <w14:ligatures w14:val="standardContextual"/>
         </w:rPr>
-        <w:t xml:space="preserve"> The system </w:t>
-      </w:r>
-      <w:proofErr w:type="gramStart"/>
-      <w:r>
-        <w:rPr>
-          <w:rFonts w:ascii="Times New Roman" w:eastAsia="Aptos" w:hAnsi="Times New Roman" w:cs="Times New Roman"/>
-          <w:kern w:val="2"/>
-          <w:sz w:val="24"/>
-          <w:szCs w:val="24"/>
-          <w14:ligatures w14:val="standardContextual"/>
-        </w:rPr>
-        <w:t>shall</w:t>
-      </w:r>
-      <w:proofErr w:type="gramEnd"/>
-      <w:r>
-        <w:rPr>
-          <w:rFonts w:ascii="Times New Roman" w:eastAsia="Aptos" w:hAnsi="Times New Roman" w:cs="Times New Roman"/>
-          <w:kern w:val="2"/>
-          <w:sz w:val="24"/>
-          <w:szCs w:val="24"/>
-          <w14:ligatures w14:val="standardContextual"/>
-        </w:rPr>
-        <w:t xml:space="preserve"> be responsive for mobile devices. </w:t>
+        <w:t xml:space="preserve"> The system shall be responsive for mobile devices. </w:t>
       </w:r>
     </w:p>
     <w:p>
@@ -5117,29 +4646,7 @@
           <w:szCs w:val="24"/>
           <w14:ligatures w14:val="standardContextual"/>
         </w:rPr>
-        <w:t xml:space="preserve"> The system </w:t>
-      </w:r>
-      <w:proofErr w:type="gramStart"/>
-      <w:r>
-        <w:rPr>
-          <w:rFonts w:ascii="Times New Roman" w:eastAsia="Aptos" w:hAnsi="Times New Roman" w:cs="Times New Roman"/>
-          <w:kern w:val="2"/>
-          <w:sz w:val="24"/>
-          <w:szCs w:val="24"/>
-          <w14:ligatures w14:val="standardContextual"/>
-        </w:rPr>
-        <w:t>shall</w:t>
-      </w:r>
-      <w:proofErr w:type="gramEnd"/>
-      <w:r>
-        <w:rPr>
-          <w:rFonts w:ascii="Times New Roman" w:eastAsia="Aptos" w:hAnsi="Times New Roman" w:cs="Times New Roman"/>
-          <w:kern w:val="2"/>
-          <w:sz w:val="24"/>
-          <w:szCs w:val="24"/>
-          <w14:ligatures w14:val="standardContextual"/>
-        </w:rPr>
-        <w:t xml:space="preserve"> provide clear labeling of statistics. </w:t>
+        <w:t xml:space="preserve"> The system shall provide clear labeling of statistics. </w:t>
       </w:r>
     </w:p>
     <w:p>
@@ -5485,7 +4992,6 @@
           <w:szCs w:val="24"/>
           <w14:ligatures w14:val="standardContextual"/>
         </w:rPr>
-        <w:lastRenderedPageBreak/>
         <w:t>Priority:</w:t>
       </w:r>
       <w:r>
@@ -5816,29 +5322,7 @@
           <w:szCs w:val="24"/>
           <w14:ligatures w14:val="standardContextual"/>
         </w:rPr>
-        <w:t xml:space="preserve"> The system </w:t>
-      </w:r>
-      <w:proofErr w:type="gramStart"/>
-      <w:r>
-        <w:rPr>
-          <w:rFonts w:ascii="Times New Roman" w:eastAsia="Aptos" w:hAnsi="Times New Roman" w:cs="Times New Roman"/>
-          <w:kern w:val="2"/>
-          <w:sz w:val="24"/>
-          <w:szCs w:val="24"/>
-          <w14:ligatures w14:val="standardContextual"/>
-        </w:rPr>
-        <w:t>shall</w:t>
-      </w:r>
-      <w:proofErr w:type="gramEnd"/>
-      <w:r>
-        <w:rPr>
-          <w:rFonts w:ascii="Times New Roman" w:eastAsia="Aptos" w:hAnsi="Times New Roman" w:cs="Times New Roman"/>
-          <w:kern w:val="2"/>
-          <w:sz w:val="24"/>
-          <w:szCs w:val="24"/>
-          <w14:ligatures w14:val="standardContextual"/>
-        </w:rPr>
-        <w:t xml:space="preserve"> support at least 100 concurrent users. </w:t>
+        <w:t xml:space="preserve"> The system shall support at least 100 concurrent users. </w:t>
       </w:r>
     </w:p>
     <w:p>
@@ -6467,7 +5951,6 @@
           <w:szCs w:val="24"/>
           <w14:ligatures w14:val="standardContextual"/>
         </w:rPr>
-        <w:lastRenderedPageBreak/>
         <w:t>MA-01</w:t>
       </w:r>
     </w:p>
@@ -6544,29 +6027,7 @@
           <w:szCs w:val="24"/>
           <w14:ligatures w14:val="standardContextual"/>
         </w:rPr>
-        <w:t xml:space="preserve"> The system shall allow easy updates to </w:t>
-      </w:r>
-      <w:proofErr w:type="gramStart"/>
-      <w:r>
-        <w:rPr>
-          <w:rFonts w:ascii="Times New Roman" w:eastAsia="Aptos" w:hAnsi="Times New Roman" w:cs="Times New Roman"/>
-          <w:kern w:val="2"/>
-          <w:sz w:val="24"/>
-          <w:szCs w:val="24"/>
-          <w14:ligatures w14:val="standardContextual"/>
-        </w:rPr>
-        <w:t>scraping</w:t>
-      </w:r>
-      <w:proofErr w:type="gramEnd"/>
-      <w:r>
-        <w:rPr>
-          <w:rFonts w:ascii="Times New Roman" w:eastAsia="Aptos" w:hAnsi="Times New Roman" w:cs="Times New Roman"/>
-          <w:kern w:val="2"/>
-          <w:sz w:val="24"/>
-          <w:szCs w:val="24"/>
-          <w14:ligatures w14:val="standardContextual"/>
-        </w:rPr>
-        <w:t xml:space="preserve"> scripts. </w:t>
+        <w:t xml:space="preserve"> The system shall allow easy updates to scraping scripts. </w:t>
       </w:r>
     </w:p>
     <w:p>
@@ -7440,7 +6901,6 @@
           <w:szCs w:val="24"/>
           <w14:ligatures w14:val="standardContextual"/>
         </w:rPr>
-        <w:lastRenderedPageBreak/>
         <w:t>Type:</w:t>
       </w:r>
       <w:r>
@@ -7895,10 +7355,10 @@
       <w:r>
         <w:rPr>
           <w:rFonts w:ascii="Times New Roman" w:hAnsi="Times New Roman" w:cs="Times New Roman"/>
-          <w:sz w:val="24"/>
-          <w:szCs w:val="24"/>
-        </w:rPr>
-        <w:lastRenderedPageBreak/>
+          <w:noProof/>
+          <w:sz w:val="24"/>
+          <w:szCs w:val="24"/>
+        </w:rPr>
         <w:drawing>
           <wp:inline distT="0" distB="0" distL="0" distR="0" wp14:anchorId="31814320" wp14:editId="7995F71A">
             <wp:extent cx="5943600" cy="3232785"/>
@@ -7964,6 +7424,7 @@
       <w:r>
         <w:rPr>
           <w:rFonts w:ascii="Times New Roman" w:hAnsi="Times New Roman" w:cs="Times New Roman"/>
+          <w:noProof/>
           <w:sz w:val="24"/>
           <w:szCs w:val="24"/>
         </w:rPr>
@@ -8018,82 +7479,38 @@
           <w:sz w:val="24"/>
           <w:szCs w:val="24"/>
         </w:rPr>
-        <w:t xml:space="preserve">Player Profile- Player profile pages dynamically load structured JSON data generated from scraping scripts. These pages include metadata such as height, weight, and team, as well as statistical tables. Each sports league player page has a different </w:t>
-      </w:r>
-      <w:proofErr w:type="gramStart"/>
-      <w:r>
+        <w:t xml:space="preserve">Player Profile- Player profile pages dynamically load structured JSON data generated from scraping scripts. These pages include metadata such as height, weight, and team, as well as statistical tables. Each sports league player page has a different feel, for example MLB pages include their MLB debut date and when they exceeded rookie status and NFL pages have a latest season table that highlights the season they just played. </w:t>
+      </w:r>
+    </w:p>
+    <w:p>
+      <w:pPr>
         <w:rPr>
           <w:rFonts w:ascii="Times New Roman" w:hAnsi="Times New Roman" w:cs="Times New Roman"/>
           <w:sz w:val="24"/>
           <w:szCs w:val="24"/>
         </w:rPr>
-        <w:t>feel</w:t>
-      </w:r>
-      <w:proofErr w:type="gramEnd"/>
+      </w:pPr>
       <w:r>
         <w:rPr>
           <w:rFonts w:ascii="Times New Roman" w:hAnsi="Times New Roman" w:cs="Times New Roman"/>
           <w:sz w:val="24"/>
           <w:szCs w:val="24"/>
         </w:rPr>
-        <w:t xml:space="preserve">, for example MLB pages </w:t>
-      </w:r>
-      <w:r>
+        <w:t>Fig 3. Player Profile Page</w:t>
+      </w:r>
+    </w:p>
+    <w:p>
+      <w:pPr>
         <w:rPr>
           <w:rFonts w:ascii="Times New Roman" w:hAnsi="Times New Roman" w:cs="Times New Roman"/>
           <w:sz w:val="24"/>
           <w:szCs w:val="24"/>
         </w:rPr>
-        <w:lastRenderedPageBreak/>
-        <w:t xml:space="preserve">include their MLB debut date and when they exceeded rookie status and NFL pages have </w:t>
-      </w:r>
-      <w:proofErr w:type="gramStart"/>
+      </w:pPr>
       <w:r>
         <w:rPr>
           <w:rFonts w:ascii="Times New Roman" w:hAnsi="Times New Roman" w:cs="Times New Roman"/>
-          <w:sz w:val="24"/>
-          <w:szCs w:val="24"/>
-        </w:rPr>
-        <w:t>a</w:t>
-      </w:r>
-      <w:proofErr w:type="gramEnd"/>
-      <w:r>
-        <w:rPr>
-          <w:rFonts w:ascii="Times New Roman" w:hAnsi="Times New Roman" w:cs="Times New Roman"/>
-          <w:sz w:val="24"/>
-          <w:szCs w:val="24"/>
-        </w:rPr>
-        <w:t xml:space="preserve"> latest season table that highlights the season they just played. </w:t>
-      </w:r>
-    </w:p>
-    <w:p>
-      <w:pPr>
-        <w:rPr>
-          <w:rFonts w:ascii="Times New Roman" w:hAnsi="Times New Roman" w:cs="Times New Roman"/>
-          <w:sz w:val="24"/>
-          <w:szCs w:val="24"/>
-        </w:rPr>
-      </w:pPr>
-      <w:r>
-        <w:rPr>
-          <w:rFonts w:ascii="Times New Roman" w:hAnsi="Times New Roman" w:cs="Times New Roman"/>
-          <w:sz w:val="24"/>
-          <w:szCs w:val="24"/>
-        </w:rPr>
-        <w:t>Fig 3. Player Profile Page</w:t>
-      </w:r>
-    </w:p>
-    <w:p>
-      <w:pPr>
-        <w:rPr>
-          <w:rFonts w:ascii="Times New Roman" w:hAnsi="Times New Roman" w:cs="Times New Roman"/>
-          <w:sz w:val="24"/>
-          <w:szCs w:val="24"/>
-        </w:rPr>
-      </w:pPr>
-      <w:r>
-        <w:rPr>
-          <w:rFonts w:ascii="Times New Roman" w:hAnsi="Times New Roman" w:cs="Times New Roman"/>
+          <w:noProof/>
           <w:sz w:val="24"/>
           <w:szCs w:val="24"/>
         </w:rPr>
@@ -8157,60 +7574,60 @@
           <w:sz w:val="24"/>
           <w:szCs w:val="24"/>
         </w:rPr>
-        <w:t xml:space="preserve">Data Pipeline- Data for MLB and NBA was collected using python scripts that scrape HTML pages from sports reference websites. The scripts extract tables using </w:t>
-      </w:r>
-      <w:proofErr w:type="spellStart"/>
+        <w:t xml:space="preserve">Data Pipeline- Data for MLB and NBA was collected using python scripts that scrape HTML pages from sports reference websites. The scripts extract tables using BeautifulSoup and pandas, then convert the data into JSON format for use in the </w:t>
+      </w:r>
       <w:r>
         <w:rPr>
           <w:rFonts w:ascii="Times New Roman" w:hAnsi="Times New Roman" w:cs="Times New Roman"/>
           <w:sz w:val="24"/>
           <w:szCs w:val="24"/>
         </w:rPr>
-        <w:t>BeautifulSoup</w:t>
-      </w:r>
-      <w:proofErr w:type="spellEnd"/>
+        <w:t xml:space="preserve">frontend. Data for NFL was collected using </w:t>
+      </w:r>
       <w:r>
         <w:rPr>
           <w:rFonts w:ascii="Times New Roman" w:hAnsi="Times New Roman" w:cs="Times New Roman"/>
           <w:sz w:val="24"/>
           <w:szCs w:val="24"/>
         </w:rPr>
-        <w:t xml:space="preserve"> and pandas, then convert the data into JSON format for use in the </w:t>
-      </w:r>
-      <w:r>
+        <w:t>ESPN. Same structure as the other leagues as I loaded the data on a JSON file to have them stored locally to use in the frontend.</w:t>
+      </w:r>
+    </w:p>
+    <w:p>
+      <w:pPr>
         <w:rPr>
           <w:rFonts w:ascii="Times New Roman" w:hAnsi="Times New Roman" w:cs="Times New Roman"/>
           <w:sz w:val="24"/>
           <w:szCs w:val="24"/>
         </w:rPr>
-        <w:t xml:space="preserve">frontend. Data for NFL was collected using </w:t>
-      </w:r>
-      <w:r>
+      </w:pPr>
+    </w:p>
+    <w:p>
+      <w:pPr>
         <w:rPr>
           <w:rFonts w:ascii="Times New Roman" w:hAnsi="Times New Roman" w:cs="Times New Roman"/>
           <w:sz w:val="24"/>
           <w:szCs w:val="24"/>
         </w:rPr>
-        <w:t xml:space="preserve">ESPN. Same structure as the other leagues as I loaded the data on a JSON file to have them stored locally to use in the </w:t>
-      </w:r>
-      <w:proofErr w:type="gramStart"/>
-      <w:r>
+      </w:pPr>
+    </w:p>
+    <w:p>
+      <w:pPr>
         <w:rPr>
           <w:rFonts w:ascii="Times New Roman" w:hAnsi="Times New Roman" w:cs="Times New Roman"/>
           <w:sz w:val="24"/>
           <w:szCs w:val="24"/>
         </w:rPr>
-        <w:t>frontend</w:t>
-      </w:r>
-      <w:proofErr w:type="gramEnd"/>
-      <w:r>
+      </w:pPr>
+    </w:p>
+    <w:p>
+      <w:pPr>
         <w:rPr>
           <w:rFonts w:ascii="Times New Roman" w:hAnsi="Times New Roman" w:cs="Times New Roman"/>
           <w:sz w:val="24"/>
           <w:szCs w:val="24"/>
         </w:rPr>
-        <w:t>.</w:t>
-      </w:r>
+      </w:pPr>
     </w:p>
     <w:p>
       <w:pPr>
@@ -8238,15 +7655,14 @@
           <w:szCs w:val="24"/>
         </w:rPr>
       </w:pPr>
-    </w:p>
-    <w:p>
-      <w:pPr>
+      <w:r>
         <w:rPr>
           <w:rFonts w:ascii="Times New Roman" w:hAnsi="Times New Roman" w:cs="Times New Roman"/>
           <w:sz w:val="24"/>
           <w:szCs w:val="24"/>
         </w:rPr>
-      </w:pPr>
+        <w:t>Fig 4. JSON data structure</w:t>
+      </w:r>
     </w:p>
     <w:p>
       <w:pPr>
@@ -8256,44 +7672,10 @@
           <w:szCs w:val="24"/>
         </w:rPr>
       </w:pPr>
-    </w:p>
-    <w:p>
-      <w:pPr>
+      <w:r>
         <w:rPr>
           <w:rFonts w:ascii="Times New Roman" w:hAnsi="Times New Roman" w:cs="Times New Roman"/>
-          <w:sz w:val="24"/>
-          <w:szCs w:val="24"/>
-        </w:rPr>
-      </w:pPr>
-    </w:p>
-    <w:p>
-      <w:pPr>
-        <w:rPr>
-          <w:rFonts w:ascii="Times New Roman" w:hAnsi="Times New Roman" w:cs="Times New Roman"/>
-          <w:sz w:val="24"/>
-          <w:szCs w:val="24"/>
-        </w:rPr>
-      </w:pPr>
-      <w:r>
-        <w:rPr>
-          <w:rFonts w:ascii="Times New Roman" w:hAnsi="Times New Roman" w:cs="Times New Roman"/>
-          <w:sz w:val="24"/>
-          <w:szCs w:val="24"/>
-        </w:rPr>
-        <w:t>Fig 4. JSON data structure</w:t>
-      </w:r>
-    </w:p>
-    <w:p>
-      <w:pPr>
-        <w:rPr>
-          <w:rFonts w:ascii="Times New Roman" w:hAnsi="Times New Roman" w:cs="Times New Roman"/>
-          <w:sz w:val="24"/>
-          <w:szCs w:val="24"/>
-        </w:rPr>
-      </w:pPr>
-      <w:r>
-        <w:rPr>
-          <w:rFonts w:ascii="Times New Roman" w:hAnsi="Times New Roman" w:cs="Times New Roman"/>
+          <w:noProof/>
           <w:sz w:val="24"/>
           <w:szCs w:val="24"/>
         </w:rPr>
@@ -8407,79 +7789,7 @@
           <w:sz w:val="24"/>
           <w:szCs w:val="24"/>
         </w:rPr>
-        <w:t xml:space="preserve">The system was tested using both manual testing and automated testing using </w:t>
-      </w:r>
-      <w:proofErr w:type="spellStart"/>
-      <w:r>
-        <w:rPr>
-          <w:rStyle w:val="Heading4Char"/>
-          <w:rFonts w:ascii="Times New Roman" w:hAnsi="Times New Roman" w:cs="Times New Roman"/>
-          <w:b w:val="0"/>
-          <w:bCs w:val="0"/>
-          <w:sz w:val="24"/>
-          <w:szCs w:val="24"/>
-        </w:rPr>
-        <w:t>pytest</w:t>
-      </w:r>
-      <w:proofErr w:type="spellEnd"/>
-      <w:r>
-        <w:rPr>
-          <w:rStyle w:val="Heading4Char"/>
-          <w:rFonts w:ascii="Times New Roman" w:hAnsi="Times New Roman" w:cs="Times New Roman"/>
-          <w:b w:val="0"/>
-          <w:bCs w:val="0"/>
-          <w:sz w:val="24"/>
-          <w:szCs w:val="24"/>
-        </w:rPr>
-        <w:t xml:space="preserve">. Python test scripts were used to confirm JSON data, and frontend testing ensured pages search functions </w:t>
-      </w:r>
-      <w:proofErr w:type="gramStart"/>
-      <w:r>
-        <w:rPr>
-          <w:rStyle w:val="Heading4Char"/>
-          <w:rFonts w:ascii="Times New Roman" w:hAnsi="Times New Roman" w:cs="Times New Roman"/>
-          <w:b w:val="0"/>
-          <w:bCs w:val="0"/>
-          <w:sz w:val="24"/>
-          <w:szCs w:val="24"/>
-        </w:rPr>
-        <w:t>was</w:t>
-      </w:r>
-      <w:proofErr w:type="gramEnd"/>
-      <w:r>
-        <w:rPr>
-          <w:rStyle w:val="Heading4Char"/>
-          <w:rFonts w:ascii="Times New Roman" w:hAnsi="Times New Roman" w:cs="Times New Roman"/>
-          <w:b w:val="0"/>
-          <w:bCs w:val="0"/>
-          <w:sz w:val="24"/>
-          <w:szCs w:val="24"/>
-        </w:rPr>
-        <w:t xml:space="preserve"> working as well as page rendering. I created test scripts that tested every sports league parser by </w:t>
-      </w:r>
-      <w:proofErr w:type="spellStart"/>
-      <w:r>
-        <w:rPr>
-          <w:rStyle w:val="Heading4Char"/>
-          <w:rFonts w:ascii="Times New Roman" w:hAnsi="Times New Roman" w:cs="Times New Roman"/>
-          <w:b w:val="0"/>
-          <w:bCs w:val="0"/>
-          <w:sz w:val="24"/>
-          <w:szCs w:val="24"/>
-        </w:rPr>
-        <w:t>confitming</w:t>
-      </w:r>
-      <w:proofErr w:type="spellEnd"/>
-      <w:r>
-        <w:rPr>
-          <w:rStyle w:val="Heading4Char"/>
-          <w:rFonts w:ascii="Times New Roman" w:hAnsi="Times New Roman" w:cs="Times New Roman"/>
-          <w:b w:val="0"/>
-          <w:bCs w:val="0"/>
-          <w:sz w:val="24"/>
-          <w:szCs w:val="24"/>
-        </w:rPr>
-        <w:t xml:space="preserve"> the right data was collected into the JSON file. I also tested error handling for missing stats and to ensure that </w:t>
+        <w:t xml:space="preserve">The system was tested using both manual testing and automated testing using pytest. Python test scripts were used to confirm JSON data, and frontend testing ensured pages search functions was working as well as page rendering. I created test scripts that tested every sports league parser by confitming the right data was collected into the JSON file. I also tested error handling for missing stats and to ensure that </w:t>
       </w:r>
       <w:r>
         <w:rPr>
@@ -8546,7 +7856,6 @@
           <w:sz w:val="24"/>
           <w:szCs w:val="24"/>
         </w:rPr>
-        <w:lastRenderedPageBreak/>
         <w:t xml:space="preserve">All core functionality was successfully tested. Player searches returned correct results, profile pages loaded without errors, and stat tables displayed accurate data. </w:t>
       </w:r>
     </w:p>
@@ -8585,25 +7894,23 @@
           <w:szCs w:val="24"/>
         </w:rPr>
         <w:tab/>
-        <w:t xml:space="preserve">The reason I had to pivot to ESPN for NFL QBs is because </w:t>
-      </w:r>
-      <w:proofErr w:type="spellStart"/>
+        <w:t xml:space="preserve">The reason I had to pivot to ESPN for NFL QBs is because cloudflare was blocking scraping of those pages. One solution I found was to act as a user-agent of a browser to ensure </w:t>
+      </w:r>
       <w:r>
         <w:rPr>
           <w:rFonts w:ascii="Times New Roman" w:hAnsi="Times New Roman" w:cs="Times New Roman"/>
           <w:sz w:val="24"/>
           <w:szCs w:val="24"/>
         </w:rPr>
-        <w:t>cloudflare</w:t>
-      </w:r>
-      <w:proofErr w:type="spellEnd"/>
+        <w:t xml:space="preserve">the scraper isn’t being blocked. </w:t>
+      </w:r>
       <w:r>
         <w:rPr>
           <w:rFonts w:ascii="Times New Roman" w:hAnsi="Times New Roman" w:cs="Times New Roman"/>
           <w:sz w:val="24"/>
           <w:szCs w:val="24"/>
         </w:rPr>
-        <w:t xml:space="preserve"> was blocking scraping of those pages. One solution I found was to act as a user-agent of a browser to ensure </w:t>
+        <w:t>Maybe one or two times it worked for a QB but the rest it did not</w:t>
       </w:r>
       <w:r>
         <w:rPr>
@@ -8611,7 +7918,7 @@
           <w:sz w:val="24"/>
           <w:szCs w:val="24"/>
         </w:rPr>
-        <w:t xml:space="preserve">the scraper isn’t being blocked. </w:t>
+        <w:t xml:space="preserve"> so I pivoted to ESPN for scraping NFL QBs</w:t>
       </w:r>
       <w:r>
         <w:rPr>
@@ -8619,7 +7926,7 @@
           <w:sz w:val="24"/>
           <w:szCs w:val="24"/>
         </w:rPr>
-        <w:t>Maybe one or two times it worked for a QB but the rest it did not</w:t>
+        <w:t xml:space="preserve">. I also had this problem with some of the NBA and MLB pages but after multiple attempts I was able to </w:t>
       </w:r>
       <w:r>
         <w:rPr>
@@ -8627,7 +7934,7 @@
           <w:sz w:val="24"/>
           <w:szCs w:val="24"/>
         </w:rPr>
-        <w:t xml:space="preserve"> so I pivoted to ESPN for scraping NFL QBs</w:t>
+        <w:t>get those HTML pages by downloading the HTML files using curl and parsing them locally. Another challenge was extracting tables hidden inside HTML comments. This required parsing from lxml tables within HTML.</w:t>
       </w:r>
       <w:r>
         <w:rPr>
@@ -8635,59 +7942,7 @@
           <w:sz w:val="24"/>
           <w:szCs w:val="24"/>
         </w:rPr>
-        <w:t xml:space="preserve">. I also had this problem with some of the NBA and MLB pages but after multiple attempts I was able to </w:t>
-      </w:r>
-      <w:r>
-        <w:rPr>
-          <w:rFonts w:ascii="Times New Roman" w:hAnsi="Times New Roman" w:cs="Times New Roman"/>
-          <w:sz w:val="24"/>
-          <w:szCs w:val="24"/>
-        </w:rPr>
-        <w:t xml:space="preserve">get those HTML pages by downloading the HTML files using curl and parsing them locally. Another challenge was extracting tables hidden inside HTML comments. This required parsing from </w:t>
-      </w:r>
-      <w:proofErr w:type="spellStart"/>
-      <w:r>
-        <w:rPr>
-          <w:rFonts w:ascii="Times New Roman" w:hAnsi="Times New Roman" w:cs="Times New Roman"/>
-          <w:sz w:val="24"/>
-          <w:szCs w:val="24"/>
-        </w:rPr>
-        <w:t>lxml</w:t>
-      </w:r>
-      <w:proofErr w:type="spellEnd"/>
-      <w:r>
-        <w:rPr>
-          <w:rFonts w:ascii="Times New Roman" w:hAnsi="Times New Roman" w:cs="Times New Roman"/>
-          <w:sz w:val="24"/>
-          <w:szCs w:val="24"/>
-        </w:rPr>
-        <w:t xml:space="preserve"> tables within HTML.</w:t>
-      </w:r>
-      <w:r>
-        <w:rPr>
-          <w:rFonts w:ascii="Times New Roman" w:hAnsi="Times New Roman" w:cs="Times New Roman"/>
-          <w:sz w:val="24"/>
-          <w:szCs w:val="24"/>
-        </w:rPr>
-        <w:t xml:space="preserve"> </w:t>
-      </w:r>
-      <w:proofErr w:type="gramStart"/>
-      <w:r>
-        <w:rPr>
-          <w:rFonts w:ascii="Times New Roman" w:hAnsi="Times New Roman" w:cs="Times New Roman"/>
-          <w:sz w:val="24"/>
-          <w:szCs w:val="24"/>
-        </w:rPr>
-        <w:t>Also</w:t>
-      </w:r>
-      <w:proofErr w:type="gramEnd"/>
-      <w:r>
-        <w:rPr>
-          <w:rFonts w:ascii="Times New Roman" w:hAnsi="Times New Roman" w:cs="Times New Roman"/>
-          <w:sz w:val="24"/>
-          <w:szCs w:val="24"/>
-        </w:rPr>
-        <w:t xml:space="preserve"> with ESPN there was an issue I had where it was giving fake 0’s for a QB’s interception and sacks stats. The solution to that was to make sure the parser only filtered passing stats because interceptions and sacks get overlapped as defensive stats.</w:t>
+        <w:t xml:space="preserve"> Also with ESPN there was an issue I had where it was giving fake 0’s for a QB’s interception and sacks stats. The solution to that was to make sure the parser only filtered passing stats because interceptions and sacks get overlapped as defensive stats.</w:t>
       </w:r>
     </w:p>
     <w:p>
@@ -9029,6 +8284,14 @@
           <w:szCs w:val="24"/>
         </w:rPr>
       </w:pPr>
+      <w:r>
+        <w:rPr>
+          <w:rFonts w:ascii="Times New Roman" w:hAnsi="Times New Roman" w:cs="Times New Roman"/>
+          <w:sz w:val="24"/>
+          <w:szCs w:val="24"/>
+        </w:rPr>
+        <w:t>https://docs.python.org/3/library/index.html</w:t>
+      </w:r>
     </w:p>
     <w:sectPr>
       <w:headerReference w:type="even" r:id="rId21"/>
@@ -9279,7 +8542,6 @@
               <w:showingPlcHdr/>
               <w15:appearance w15:val="hidden"/>
             </w:sdtPr>
-            <w:sdtEndPr/>
             <w:sdtContent>
               <w:r>
                 <w:t>RUNNING HEAD TITLE</w:t>
@@ -9299,7 +8561,6 @@
               <w:showingPlcHdr/>
               <w15:appearance w15:val="hidden"/>
             </w:sdtPr>
-            <w:sdtEndPr/>
             <w:sdtContent>
               <w:r>
                 <w:t>(SHORTENED)</w:t>
@@ -9395,7 +8656,6 @@
               <w:showingPlcHdr/>
               <w15:appearance w15:val="hidden"/>
             </w:sdtPr>
-            <w:sdtEndPr/>
             <w:sdtContent>
               <w:r>
                 <w:t>RUNNING HEAD TITLE</w:t>
@@ -14489,6 +13749,7 @@
   <w:style w:type="character" w:default="1" w:styleId="DefaultParagraphFont">
     <w:name w:val="Default Paragraph Font"/>
     <w:uiPriority w:val="1"/>
+    <w:semiHidden/>
     <w:unhideWhenUsed/>
   </w:style>
   <w:style w:type="table" w:default="1" w:styleId="TableNormal">
@@ -15121,23 +14382,26 @@
     <w:sig w:usb0="E4002EFF" w:usb1="C000E47F" w:usb2="00000009" w:usb3="00000000" w:csb0="000001FF" w:csb1="00000000"/>
   </w:font>
   <w:font w:name="Aptos">
+    <w:panose1 w:val="00000000000000000000"/>
     <w:charset w:val="00"/>
-    <w:family w:val="swiss"/>
-    <w:pitch w:val="variable"/>
-    <w:sig w:usb0="20000287" w:usb1="00000003" w:usb2="00000000" w:usb3="00000000" w:csb0="0000019F" w:csb1="00000000"/>
+    <w:family w:val="roman"/>
+    <w:notTrueType/>
+    <w:pitch w:val="default"/>
   </w:font>
   <w:font w:name="MS Mincho">
+    <w:altName w:val="ＭＳ 明朝"/>
     <w:panose1 w:val="02020609040205080304"/>
     <w:charset w:val="80"/>
-    <w:family w:val="modern"/>
+    <w:family w:val="roman"/>
     <w:pitch w:val="fixed"/>
-    <w:sig w:usb0="E00002FF" w:usb1="6AC7FDFB" w:usb2="08000012" w:usb3="00000000" w:csb0="0002009F" w:csb1="00000000"/>
+    <w:sig w:usb0="00000001" w:usb1="08070000" w:usb2="00000010" w:usb3="00000000" w:csb0="00020000" w:csb1="00000000"/>
   </w:font>
   <w:font w:name="Aptos Display">
+    <w:panose1 w:val="00000000000000000000"/>
     <w:charset w:val="00"/>
-    <w:family w:val="swiss"/>
-    <w:pitch w:val="variable"/>
-    <w:sig w:usb0="20000287" w:usb1="00000003" w:usb2="00000000" w:usb3="00000000" w:csb0="0000019F" w:csb1="00000000"/>
+    <w:family w:val="roman"/>
+    <w:notTrueType/>
+    <w:pitch w:val="default"/>
   </w:font>
 </w:fonts>
 </file>
@@ -15160,6 +14424,8 @@
     <w:rsidRoot w:val="002423FD"/>
     <w:rsid w:val="0009715F"/>
     <w:rsid w:val="002423FD"/>
+    <w:rsid w:val="00B86589"/>
+    <w:rsid w:val="00F5600A"/>
   </w:rsids>
   <m:mathPr>
     <m:mathFont m:val="Cambria Math"/>
@@ -15702,71 +14968,6 @@
     <w:semiHidden/>
     <w:unhideWhenUsed/>
   </w:style>
-  <w:style w:type="paragraph" w:customStyle="1" w:styleId="01E0A05C7E3C4899B60035B0354CACAB">
-    <w:name w:val="01E0A05C7E3C4899B60035B0354CACAB"/>
-  </w:style>
-  <w:style w:type="paragraph" w:customStyle="1" w:styleId="ADB7402F1C13423DA9E432DF66146D7E">
-    <w:name w:val="ADB7402F1C13423DA9E432DF66146D7E"/>
-  </w:style>
-  <w:style w:type="paragraph" w:customStyle="1" w:styleId="8279ABEE3A8A49E4B51EC4ED6756ECC5">
-    <w:name w:val="8279ABEE3A8A49E4B51EC4ED6756ECC5"/>
-  </w:style>
-  <w:style w:type="paragraph" w:customStyle="1" w:styleId="19F354C3E34145A7B570034D6C3630D7">
-    <w:name w:val="19F354C3E34145A7B570034D6C3630D7"/>
-  </w:style>
-  <w:style w:type="paragraph" w:customStyle="1" w:styleId="006AAB5A1D3E4068AAD537A4589DFC9A">
-    <w:name w:val="006AAB5A1D3E4068AAD537A4589DFC9A"/>
-  </w:style>
-  <w:style w:type="paragraph" w:customStyle="1" w:styleId="8AB0D7ABD9F74A9F8650D0BEB583CB29">
-    <w:name w:val="8AB0D7ABD9F74A9F8650D0BEB583CB29"/>
-  </w:style>
-  <w:style w:type="paragraph" w:customStyle="1" w:styleId="CC59F7B7ADDE4BDBA18A7CF1ED2BDF7E">
-    <w:name w:val="CC59F7B7ADDE4BDBA18A7CF1ED2BDF7E"/>
-  </w:style>
-  <w:style w:type="paragraph" w:customStyle="1" w:styleId="DCBA27A4BAC3447CB8F847DD710B168E">
-    <w:name w:val="DCBA27A4BAC3447CB8F847DD710B168E"/>
-  </w:style>
-  <w:style w:type="paragraph" w:customStyle="1" w:styleId="695D79F473C2420796AFE06CCA52A2D9">
-    <w:name w:val="695D79F473C2420796AFE06CCA52A2D9"/>
-  </w:style>
-  <w:style w:type="paragraph" w:customStyle="1" w:styleId="2C13A3852A0F4346ABEB41495A79838A">
-    <w:name w:val="2C13A3852A0F4346ABEB41495A79838A"/>
-  </w:style>
-  <w:style w:type="character" w:styleId="Strong">
-    <w:name w:val="Strong"/>
-    <w:basedOn w:val="DefaultParagraphFont"/>
-    <w:uiPriority w:val="22"/>
-    <w:qFormat/>
-    <w:rPr>
-      <w:b/>
-      <w:bCs/>
-    </w:rPr>
-  </w:style>
-  <w:style w:type="paragraph" w:customStyle="1" w:styleId="C2F81850826848EEB6B85B7FA8C1109E">
-    <w:name w:val="C2F81850826848EEB6B85B7FA8C1109E"/>
-  </w:style>
-  <w:style w:type="character" w:styleId="Emphasis">
-    <w:name w:val="Emphasis"/>
-    <w:basedOn w:val="DefaultParagraphFont"/>
-    <w:uiPriority w:val="20"/>
-    <w:qFormat/>
-    <w:rPr>
-      <w:i/>
-      <w:iCs/>
-    </w:rPr>
-  </w:style>
-  <w:style w:type="paragraph" w:customStyle="1" w:styleId="68C65F24C4C04AEE8B7AAE31F97FB51B">
-    <w:name w:val="68C65F24C4C04AEE8B7AAE31F97FB51B"/>
-  </w:style>
-  <w:style w:type="paragraph" w:customStyle="1" w:styleId="08FA28F1FEC447A4A330E9BBC626AB45">
-    <w:name w:val="08FA28F1FEC447A4A330E9BBC626AB45"/>
-  </w:style>
-  <w:style w:type="paragraph" w:customStyle="1" w:styleId="B828FEB98D6648FCAB172505965999BD">
-    <w:name w:val="B828FEB98D6648FCAB172505965999BD"/>
-  </w:style>
-  <w:style w:type="paragraph" w:customStyle="1" w:styleId="D56BB7BDE49B42B08BFB6CE5F67526D1">
-    <w:name w:val="D56BB7BDE49B42B08BFB6CE5F67526D1"/>
-  </w:style>
   <w:style w:type="character" w:customStyle="1" w:styleId="Heading1Char">
     <w:name w:val="Heading 1 Char"/>
     <w:basedOn w:val="DefaultParagraphFont"/>
@@ -15781,18 +14982,6 @@
       <w:szCs w:val="22"/>
       <w14:ligatures w14:val="none"/>
     </w:rPr>
-  </w:style>
-  <w:style w:type="paragraph" w:customStyle="1" w:styleId="B69DA46300814B60AD60E4C435ED2C44">
-    <w:name w:val="B69DA46300814B60AD60E4C435ED2C44"/>
-  </w:style>
-  <w:style w:type="paragraph" w:customStyle="1" w:styleId="ECEA6A7838484532B8120C3C2CC10232">
-    <w:name w:val="ECEA6A7838484532B8120C3C2CC10232"/>
-  </w:style>
-  <w:style w:type="paragraph" w:customStyle="1" w:styleId="84036D564E8741CEAB3FE825450BC776">
-    <w:name w:val="84036D564E8741CEAB3FE825450BC776"/>
-  </w:style>
-  <w:style w:type="paragraph" w:customStyle="1" w:styleId="7AB144CB2A1C4B5F9EE9D1DE957B741E">
-    <w:name w:val="7AB144CB2A1C4B5F9EE9D1DE957B741E"/>
   </w:style>
   <w:style w:type="character" w:customStyle="1" w:styleId="Heading3Char">
     <w:name w:val="Heading 3 Char"/>
@@ -15811,12 +15000,6 @@
       <w14:ligatures w14:val="none"/>
     </w:rPr>
   </w:style>
-  <w:style w:type="paragraph" w:customStyle="1" w:styleId="2F8CBE6655B24A7A9C1D34150B448572">
-    <w:name w:val="2F8CBE6655B24A7A9C1D34150B448572"/>
-  </w:style>
-  <w:style w:type="paragraph" w:customStyle="1" w:styleId="312A06F257044831A0F2BEDC62FB2EBF">
-    <w:name w:val="312A06F257044831A0F2BEDC62FB2EBF"/>
-  </w:style>
   <w:style w:type="character" w:customStyle="1" w:styleId="Heading4Char">
     <w:name w:val="Heading 4 Char"/>
     <w:basedOn w:val="DefaultParagraphFont"/>
@@ -15831,18 +15014,6 @@
       <w:szCs w:val="22"/>
       <w14:ligatures w14:val="none"/>
     </w:rPr>
-  </w:style>
-  <w:style w:type="paragraph" w:customStyle="1" w:styleId="3F2BE9C41B684C83BB658F1E145F98EB">
-    <w:name w:val="3F2BE9C41B684C83BB658F1E145F98EB"/>
-  </w:style>
-  <w:style w:type="paragraph" w:customStyle="1" w:styleId="7F2A3FBA503F4746B1F03936DBEB6618">
-    <w:name w:val="7F2A3FBA503F4746B1F03936DBEB6618"/>
-  </w:style>
-  <w:style w:type="paragraph" w:customStyle="1" w:styleId="EF995E2389024EADAAF3737B65C9A1B9">
-    <w:name w:val="EF995E2389024EADAAF3737B65C9A1B9"/>
-  </w:style>
-  <w:style w:type="paragraph" w:customStyle="1" w:styleId="919CA34D79984ABBB0B76659D6ED3C4B">
-    <w:name w:val="919CA34D79984ABBB0B76659D6ED3C4B"/>
   </w:style>
   <w:style w:type="character" w:customStyle="1" w:styleId="Heading5Char">
     <w:name w:val="Heading 5 Char"/>
@@ -15861,161 +15032,25 @@
       <w14:ligatures w14:val="none"/>
     </w:rPr>
   </w:style>
-  <w:style w:type="paragraph" w:customStyle="1" w:styleId="533558040774432D8BAD85E61C56BD9B">
-    <w:name w:val="533558040774432D8BAD85E61C56BD9B"/>
+  <w:style w:type="character" w:styleId="Strong">
+    <w:name w:val="Strong"/>
+    <w:basedOn w:val="DefaultParagraphFont"/>
+    <w:uiPriority w:val="22"/>
+    <w:qFormat/>
+    <w:rPr>
+      <w:b/>
+      <w:bCs/>
+    </w:rPr>
   </w:style>
-  <w:style w:type="paragraph" w:customStyle="1" w:styleId="C157DD97A87D4E9DA071CC256107A62C">
-    <w:name w:val="C157DD97A87D4E9DA071CC256107A62C"/>
-  </w:style>
-  <w:style w:type="paragraph" w:customStyle="1" w:styleId="99B13CB773CC40ABA2A47EF740C384B7">
-    <w:name w:val="99B13CB773CC40ABA2A47EF740C384B7"/>
-  </w:style>
-  <w:style w:type="paragraph" w:customStyle="1" w:styleId="093BECEEBAB94666B6373280F0FB0806">
-    <w:name w:val="093BECEEBAB94666B6373280F0FB0806"/>
-  </w:style>
-  <w:style w:type="paragraph" w:customStyle="1" w:styleId="CCE3C6A210604C48B8A6B8768EB938EB">
-    <w:name w:val="CCE3C6A210604C48B8A6B8768EB938EB"/>
-  </w:style>
-  <w:style w:type="paragraph" w:customStyle="1" w:styleId="0309F070FF3041B8A711FD0DF261B43B">
-    <w:name w:val="0309F070FF3041B8A711FD0DF261B43B"/>
-  </w:style>
-  <w:style w:type="paragraph" w:customStyle="1" w:styleId="DD24A9F109CC46C58D876FA1ED8B9DAA">
-    <w:name w:val="DD24A9F109CC46C58D876FA1ED8B9DAA"/>
-  </w:style>
-  <w:style w:type="paragraph" w:customStyle="1" w:styleId="6BE299551FCC4C5196F449B4128FA064">
-    <w:name w:val="6BE299551FCC4C5196F449B4128FA064"/>
-  </w:style>
-  <w:style w:type="paragraph" w:customStyle="1" w:styleId="96C703E13FE34F3BB61C79F0844F7EDC">
-    <w:name w:val="96C703E13FE34F3BB61C79F0844F7EDC"/>
-  </w:style>
-  <w:style w:type="paragraph" w:customStyle="1" w:styleId="017F6E8528DE4265BE1DD59BCEE36425">
-    <w:name w:val="017F6E8528DE4265BE1DD59BCEE36425"/>
-  </w:style>
-  <w:style w:type="paragraph" w:customStyle="1" w:styleId="456E9DC6A2104500BFEECFAE18719AAF">
-    <w:name w:val="456E9DC6A2104500BFEECFAE18719AAF"/>
-  </w:style>
-  <w:style w:type="paragraph" w:customStyle="1" w:styleId="ECC4E5D5EB294A0D9465B8BC73DB8A12">
-    <w:name w:val="ECC4E5D5EB294A0D9465B8BC73DB8A12"/>
-  </w:style>
-  <w:style w:type="paragraph" w:customStyle="1" w:styleId="01D9002375E54E939C0F4B171986F8B2">
-    <w:name w:val="01D9002375E54E939C0F4B171986F8B2"/>
-  </w:style>
-  <w:style w:type="paragraph" w:customStyle="1" w:styleId="6D419BCEE7D04F508202B83ACAACE46D">
-    <w:name w:val="6D419BCEE7D04F508202B83ACAACE46D"/>
-  </w:style>
-  <w:style w:type="paragraph" w:customStyle="1" w:styleId="FC7479C8077B445FB5EB029F4573E0F8">
-    <w:name w:val="FC7479C8077B445FB5EB029F4573E0F8"/>
-  </w:style>
-  <w:style w:type="paragraph" w:customStyle="1" w:styleId="48702D19F3FC4A6C981E92F71B224734">
-    <w:name w:val="48702D19F3FC4A6C981E92F71B224734"/>
-  </w:style>
-  <w:style w:type="paragraph" w:customStyle="1" w:styleId="09FCC7FDEF624A45A3C5C062842E35CD">
-    <w:name w:val="09FCC7FDEF624A45A3C5C062842E35CD"/>
-  </w:style>
-  <w:style w:type="paragraph" w:customStyle="1" w:styleId="CC974CD920774EC99749F5266DD909B3">
-    <w:name w:val="CC974CD920774EC99749F5266DD909B3"/>
-  </w:style>
-  <w:style w:type="paragraph" w:customStyle="1" w:styleId="E34B8A510EAB4A928278664758A8ACD2">
-    <w:name w:val="E34B8A510EAB4A928278664758A8ACD2"/>
-  </w:style>
-  <w:style w:type="paragraph" w:customStyle="1" w:styleId="05299C00683C41A4B96C499C74C6166C">
-    <w:name w:val="05299C00683C41A4B96C499C74C6166C"/>
-  </w:style>
-  <w:style w:type="paragraph" w:customStyle="1" w:styleId="EEB31EA092B04016B445E5514397DAEE">
-    <w:name w:val="EEB31EA092B04016B445E5514397DAEE"/>
-  </w:style>
-  <w:style w:type="paragraph" w:customStyle="1" w:styleId="F04D067AAB844F8CA61685FC90C5C103">
-    <w:name w:val="F04D067AAB844F8CA61685FC90C5C103"/>
-  </w:style>
-  <w:style w:type="paragraph" w:customStyle="1" w:styleId="7B485A9267334D21A21DF6A7B72FBD12">
-    <w:name w:val="7B485A9267334D21A21DF6A7B72FBD12"/>
-  </w:style>
-  <w:style w:type="paragraph" w:customStyle="1" w:styleId="6BD94D5513574BBCBF1318EAA643693D">
-    <w:name w:val="6BD94D5513574BBCBF1318EAA643693D"/>
-  </w:style>
-  <w:style w:type="paragraph" w:customStyle="1" w:styleId="8EDCD31F44C54F0396FD49F5435AEA52">
-    <w:name w:val="8EDCD31F44C54F0396FD49F5435AEA52"/>
-  </w:style>
-  <w:style w:type="paragraph" w:customStyle="1" w:styleId="A1DDCED386CF4EE5A48203D6EE95E776">
-    <w:name w:val="A1DDCED386CF4EE5A48203D6EE95E776"/>
-  </w:style>
-  <w:style w:type="paragraph" w:customStyle="1" w:styleId="7F33D855CDCF4A3FAE5D0BEA9D913B7E">
-    <w:name w:val="7F33D855CDCF4A3FAE5D0BEA9D913B7E"/>
-  </w:style>
-  <w:style w:type="paragraph" w:customStyle="1" w:styleId="30F7118202CC42519981A3D90A80919D">
-    <w:name w:val="30F7118202CC42519981A3D90A80919D"/>
-  </w:style>
-  <w:style w:type="paragraph" w:customStyle="1" w:styleId="36BA5D90645040F3AFF979C4BA9785FF">
-    <w:name w:val="36BA5D90645040F3AFF979C4BA9785FF"/>
-  </w:style>
-  <w:style w:type="paragraph" w:customStyle="1" w:styleId="4C94DB0FA4954D449F982E233F94B365">
-    <w:name w:val="4C94DB0FA4954D449F982E233F94B365"/>
-  </w:style>
-  <w:style w:type="paragraph" w:customStyle="1" w:styleId="346EEFCBD9DA4E6E925894D683763B27">
-    <w:name w:val="346EEFCBD9DA4E6E925894D683763B27"/>
-  </w:style>
-  <w:style w:type="paragraph" w:customStyle="1" w:styleId="ABC7AEDCC36D4A1C8A81A9C711CF8BDE">
-    <w:name w:val="ABC7AEDCC36D4A1C8A81A9C711CF8BDE"/>
-  </w:style>
-  <w:style w:type="paragraph" w:customStyle="1" w:styleId="A751B1BDC5E549C3A0EFCDFC1106A540">
-    <w:name w:val="A751B1BDC5E549C3A0EFCDFC1106A540"/>
-  </w:style>
-  <w:style w:type="paragraph" w:customStyle="1" w:styleId="A1E09CA1826E4951B5847355803C2F4F">
-    <w:name w:val="A1E09CA1826E4951B5847355803C2F4F"/>
-  </w:style>
-  <w:style w:type="paragraph" w:customStyle="1" w:styleId="5D9D4283200C4F73BBEF3E139EA4AF3B">
-    <w:name w:val="5D9D4283200C4F73BBEF3E139EA4AF3B"/>
-  </w:style>
-  <w:style w:type="paragraph" w:customStyle="1" w:styleId="25666CEECB9E42D5B0BCEDBE4D86AA4F">
-    <w:name w:val="25666CEECB9E42D5B0BCEDBE4D86AA4F"/>
-  </w:style>
-  <w:style w:type="paragraph" w:customStyle="1" w:styleId="0AD2962509AD422BBD233EAB3EAA3B0B">
-    <w:name w:val="0AD2962509AD422BBD233EAB3EAA3B0B"/>
-  </w:style>
-  <w:style w:type="paragraph" w:customStyle="1" w:styleId="BE078C48ABC0497B9EEF4A114B6AFF8E">
-    <w:name w:val="BE078C48ABC0497B9EEF4A114B6AFF8E"/>
-  </w:style>
-  <w:style w:type="paragraph" w:customStyle="1" w:styleId="A7BC10ED73ED4FD2984AD2AF312C2E5F">
-    <w:name w:val="A7BC10ED73ED4FD2984AD2AF312C2E5F"/>
-  </w:style>
-  <w:style w:type="paragraph" w:customStyle="1" w:styleId="FD54704557204EFD8416B61F05655612">
-    <w:name w:val="FD54704557204EFD8416B61F05655612"/>
-  </w:style>
-  <w:style w:type="paragraph" w:customStyle="1" w:styleId="4AFE56CC8D684717A83452D791C0149F">
-    <w:name w:val="4AFE56CC8D684717A83452D791C0149F"/>
-  </w:style>
-  <w:style w:type="paragraph" w:customStyle="1" w:styleId="41547F46012C4F3E87BC438C7DD14326">
-    <w:name w:val="41547F46012C4F3E87BC438C7DD14326"/>
-  </w:style>
-  <w:style w:type="paragraph" w:customStyle="1" w:styleId="F75A5E10C7F4432C8FF350251D518225">
-    <w:name w:val="F75A5E10C7F4432C8FF350251D518225"/>
-  </w:style>
-  <w:style w:type="paragraph" w:customStyle="1" w:styleId="A599C275E780463D83246895AAF4E4D9">
-    <w:name w:val="A599C275E780463D83246895AAF4E4D9"/>
-  </w:style>
-  <w:style w:type="paragraph" w:customStyle="1" w:styleId="269661F2ADA8483B9C7740B064622630">
-    <w:name w:val="269661F2ADA8483B9C7740B064622630"/>
-  </w:style>
-  <w:style w:type="paragraph" w:customStyle="1" w:styleId="51AFA1BD5C874B8FB17ABC9C3F452C6E">
-    <w:name w:val="51AFA1BD5C874B8FB17ABC9C3F452C6E"/>
-  </w:style>
-  <w:style w:type="paragraph" w:customStyle="1" w:styleId="067A19888B284FD6A9F21F43B5C64AE9">
-    <w:name w:val="067A19888B284FD6A9F21F43B5C64AE9"/>
-  </w:style>
-  <w:style w:type="paragraph" w:customStyle="1" w:styleId="372E34D3DDE24D588F07B71FEB5FBFC5">
-    <w:name w:val="372E34D3DDE24D588F07B71FEB5FBFC5"/>
-  </w:style>
-  <w:style w:type="paragraph" w:customStyle="1" w:styleId="40F5C2CD98FB47A7BD8BCA5133B29D6B">
-    <w:name w:val="40F5C2CD98FB47A7BD8BCA5133B29D6B"/>
-  </w:style>
-  <w:style w:type="paragraph" w:customStyle="1" w:styleId="4E7979A0238D4159B2580A68D2F3D97A">
-    <w:name w:val="4E7979A0238D4159B2580A68D2F3D97A"/>
-  </w:style>
-  <w:style w:type="paragraph" w:customStyle="1" w:styleId="FE073456C2D64418888422EC584EBF66">
-    <w:name w:val="FE073456C2D64418888422EC584EBF66"/>
-  </w:style>
-  <w:style w:type="paragraph" w:customStyle="1" w:styleId="E69A30FF524C42AF9FE7F152655513C1">
-    <w:name w:val="E69A30FF524C42AF9FE7F152655513C1"/>
+  <w:style w:type="character" w:styleId="Emphasis">
+    <w:name w:val="Emphasis"/>
+    <w:basedOn w:val="DefaultParagraphFont"/>
+    <w:uiPriority w:val="20"/>
+    <w:qFormat/>
+    <w:rPr>
+      <w:i/>
+      <w:iCs/>
+    </w:rPr>
   </w:style>
   <w:style w:type="paragraph" w:customStyle="1" w:styleId="B125EC65CE8E44649D255FF7EF169407">
     <w:name w:val="B125EC65CE8E44649D255FF7EF169407"/>
@@ -16026,30 +15061,6 @@
   <w:style w:type="paragraph" w:customStyle="1" w:styleId="AA375729DDD9466A9D163DE15864FD1D">
     <w:name w:val="AA375729DDD9466A9D163DE15864FD1D"/>
   </w:style>
-  <w:style w:type="paragraph" w:customStyle="1" w:styleId="B4856BCCBED8427BAA54A94B1ECA7573">
-    <w:name w:val="B4856BCCBED8427BAA54A94B1ECA7573"/>
-  </w:style>
-  <w:style w:type="paragraph" w:customStyle="1" w:styleId="656322E26C764B12B4AFA21D181FED97">
-    <w:name w:val="656322E26C764B12B4AFA21D181FED97"/>
-  </w:style>
-  <w:style w:type="paragraph" w:customStyle="1" w:styleId="761B2F153429463687938A065184F791">
-    <w:name w:val="761B2F153429463687938A065184F791"/>
-  </w:style>
-  <w:style w:type="paragraph" w:customStyle="1" w:styleId="F84743A04D7546EBB430589DFFB4EF7D">
-    <w:name w:val="F84743A04D7546EBB430589DFFB4EF7D"/>
-  </w:style>
-  <w:style w:type="paragraph" w:customStyle="1" w:styleId="1EC89A30F4A248ABAA1F41B4E69BC583">
-    <w:name w:val="1EC89A30F4A248ABAA1F41B4E69BC583"/>
-  </w:style>
-  <w:style w:type="paragraph" w:customStyle="1" w:styleId="3E020DA7E4B74C1EB7D08C7FC99807E3">
-    <w:name w:val="3E020DA7E4B74C1EB7D08C7FC99807E3"/>
-  </w:style>
-  <w:style w:type="paragraph" w:customStyle="1" w:styleId="52A6C941F9624E118D7E593E640EDA02">
-    <w:name w:val="52A6C941F9624E118D7E593E640EDA02"/>
-  </w:style>
-  <w:style w:type="paragraph" w:customStyle="1" w:styleId="0772326412294292BE6C281E7502445F">
-    <w:name w:val="0772326412294292BE6C281E7502445F"/>
-  </w:style>
   <w:style w:type="character" w:styleId="Hyperlink">
     <w:name w:val="Hyperlink"/>
     <w:basedOn w:val="DefaultParagraphFont"/>
@@ -16059,9 +15070,6 @@
       <w:color w:val="467886" w:themeColor="hyperlink"/>
       <w:u w:val="single"/>
     </w:rPr>
-  </w:style>
-  <w:style w:type="paragraph" w:customStyle="1" w:styleId="2AE33CD1B31C43BEA72C971ABB97C2B7">
-    <w:name w:val="2AE33CD1B31C43BEA72C971ABB97C2B7"/>
   </w:style>
 </w:styles>
 </file>
@@ -16335,12 +15343,23 @@
 </file>
 
 <file path=customXml/item1.xml><?xml version="1.0" encoding="utf-8"?>
-<?mso-contentType ?>
-<FormTemplates xmlns="http://schemas.microsoft.com/sharepoint/v3/contenttype/forms">
-  <Display>DocumentLibraryForm</Display>
-  <Edit>DocumentLibraryForm</Edit>
-  <New>DocumentLibraryForm</New>
-</FormTemplates>
+<p:properties xmlns:p="http://schemas.microsoft.com/office/2006/metadata/properties" xmlns:xsi="http://www.w3.org/2001/XMLSchema-instance" xmlns:pc="http://schemas.microsoft.com/office/infopath/2007/PartnerControls">
+  <documentManagement>
+    <_ip_UnifiedCompliancePolicyUIAction xmlns="http://schemas.microsoft.com/sharepoint/v3" xsi:nil="true"/>
+    <Image xmlns="71af3243-3dd4-4a8d-8c0d-dd76da1f02a5">
+      <Url xsi:nil="true"/>
+      <Description xsi:nil="true"/>
+    </Image>
+    <Status xmlns="71af3243-3dd4-4a8d-8c0d-dd76da1f02a5">Not started</Status>
+    <Background xmlns="71af3243-3dd4-4a8d-8c0d-dd76da1f02a5">false</Background>
+    <_ip_UnifiedCompliancePolicyProperties xmlns="http://schemas.microsoft.com/sharepoint/v3" xsi:nil="true"/>
+    <ImageTagsTaxHTField xmlns="71af3243-3dd4-4a8d-8c0d-dd76da1f02a5">
+      <Terms xmlns="http://schemas.microsoft.com/office/infopath/2007/PartnerControls"/>
+    </ImageTagsTaxHTField>
+    <TaxCatchAll xmlns="230e9df3-be65-4c73-a93b-d1236ebd677e" xsi:nil="true"/>
+    <MediaServiceKeyPoints xmlns="71af3243-3dd4-4a8d-8c0d-dd76da1f02a5" xsi:nil="true"/>
+  </documentManagement>
+</p:properties>
 </file>
 
 <file path=customXml/item2.xml><?xml version="1.0" encoding="utf-8"?>
@@ -16644,29 +15663,22 @@
 </file>
 
 <file path=customXml/item3.xml><?xml version="1.0" encoding="utf-8"?>
-<p:properties xmlns:p="http://schemas.microsoft.com/office/2006/metadata/properties" xmlns:xsi="http://www.w3.org/2001/XMLSchema-instance" xmlns:pc="http://schemas.microsoft.com/office/infopath/2007/PartnerControls">
-  <documentManagement>
-    <_ip_UnifiedCompliancePolicyUIAction xmlns="http://schemas.microsoft.com/sharepoint/v3" xsi:nil="true"/>
-    <Image xmlns="71af3243-3dd4-4a8d-8c0d-dd76da1f02a5">
-      <Url xsi:nil="true"/>
-      <Description xsi:nil="true"/>
-    </Image>
-    <Status xmlns="71af3243-3dd4-4a8d-8c0d-dd76da1f02a5">Not started</Status>
-    <Background xmlns="71af3243-3dd4-4a8d-8c0d-dd76da1f02a5">false</Background>
-    <_ip_UnifiedCompliancePolicyProperties xmlns="http://schemas.microsoft.com/sharepoint/v3" xsi:nil="true"/>
-    <ImageTagsTaxHTField xmlns="71af3243-3dd4-4a8d-8c0d-dd76da1f02a5">
-      <Terms xmlns="http://schemas.microsoft.com/office/infopath/2007/PartnerControls"/>
-    </ImageTagsTaxHTField>
-    <TaxCatchAll xmlns="230e9df3-be65-4c73-a93b-d1236ebd677e" xsi:nil="true"/>
-    <MediaServiceKeyPoints xmlns="71af3243-3dd4-4a8d-8c0d-dd76da1f02a5" xsi:nil="true"/>
-  </documentManagement>
-</p:properties>
+<?mso-contentType ?>
+<FormTemplates xmlns="http://schemas.microsoft.com/sharepoint/v3/contenttype/forms">
+  <Display>DocumentLibraryForm</Display>
+  <Edit>DocumentLibraryForm</Edit>
+  <New>DocumentLibraryForm</New>
+</FormTemplates>
 </file>
 
 <file path=customXml/itemProps1.xml><?xml version="1.0" encoding="utf-8"?>
-<ds:datastoreItem xmlns:ds="http://schemas.openxmlformats.org/officeDocument/2006/customXml" ds:itemID="{2D686CB8-6245-413C-A355-156513A377FC}">
+<ds:datastoreItem xmlns:ds="http://schemas.openxmlformats.org/officeDocument/2006/customXml" ds:itemID="{C7DCE20C-610A-4626-841D-1F10857B445E}">
   <ds:schemaRefs>
-    <ds:schemaRef ds:uri="http://schemas.microsoft.com/sharepoint/v3/contenttype/forms"/>
+    <ds:schemaRef ds:uri="http://schemas.microsoft.com/office/2006/metadata/properties"/>
+    <ds:schemaRef ds:uri="http://schemas.microsoft.com/office/infopath/2007/PartnerControls"/>
+    <ds:schemaRef ds:uri="http://schemas.microsoft.com/sharepoint/v3"/>
+    <ds:schemaRef ds:uri="71af3243-3dd4-4a8d-8c0d-dd76da1f02a5"/>
+    <ds:schemaRef ds:uri="230e9df3-be65-4c73-a93b-d1236ebd677e"/>
   </ds:schemaRefs>
 </ds:datastoreItem>
 </file>
@@ -16693,13 +15705,9 @@
 </file>
 
 <file path=customXml/itemProps3.xml><?xml version="1.0" encoding="utf-8"?>
-<ds:datastoreItem xmlns:ds="http://schemas.openxmlformats.org/officeDocument/2006/customXml" ds:itemID="{C7DCE20C-610A-4626-841D-1F10857B445E}">
+<ds:datastoreItem xmlns:ds="http://schemas.openxmlformats.org/officeDocument/2006/customXml" ds:itemID="{2D686CB8-6245-413C-A355-156513A377FC}">
   <ds:schemaRefs>
-    <ds:schemaRef ds:uri="http://schemas.microsoft.com/office/2006/metadata/properties"/>
-    <ds:schemaRef ds:uri="http://schemas.microsoft.com/office/infopath/2007/PartnerControls"/>
-    <ds:schemaRef ds:uri="http://schemas.microsoft.com/sharepoint/v3"/>
-    <ds:schemaRef ds:uri="71af3243-3dd4-4a8d-8c0d-dd76da1f02a5"/>
-    <ds:schemaRef ds:uri="230e9df3-be65-4c73-a93b-d1236ebd677e"/>
+    <ds:schemaRef ds:uri="http://schemas.microsoft.com/sharepoint/v3/contenttype/forms"/>
   </ds:schemaRefs>
 </ds:datastoreItem>
 </file>